--- a/docs/Clinical_Economic_Evaluation.docx
+++ b/docs/Clinical_Economic_Evaluation.docx
@@ -6,12 +6,14 @@
       <w:pPr>
         <w:pStyle w:val="Heading1"/>
         <w:rPr>
-          <w:b/>
-          <w:bCs/>
-        </w:rPr>
-      </w:pPr>
-      <w:r>
-        <w:rPr>
+          <w:rFonts w:ascii="Inter" w:hAnsi="Inter"/>
+          <w:b/>
+          <w:bCs/>
+        </w:rPr>
+      </w:pPr>
+      <w:r>
+        <w:rPr>
+          <w:rFonts w:ascii="Inter" w:hAnsi="Inter"/>
           <w:b/>
           <w:bCs/>
         </w:rPr>
@@ -20,6 +22,7 @@
       <w:proofErr w:type="spellStart"/>
       <w:r>
         <w:rPr>
+          <w:rFonts w:ascii="Inter" w:hAnsi="Inter"/>
           <w:b/>
           <w:bCs/>
         </w:rPr>
@@ -28,6 +31,7 @@
       <w:proofErr w:type="spellEnd"/>
       <w:r>
         <w:rPr>
+          <w:rFonts w:ascii="Inter" w:hAnsi="Inter"/>
           <w:b/>
           <w:bCs/>
         </w:rPr>
@@ -36,6 +40,7 @@
       <w:proofErr w:type="spellStart"/>
       <w:r>
         <w:rPr>
+          <w:rFonts w:ascii="Inter" w:hAnsi="Inter"/>
           <w:b/>
           <w:bCs/>
         </w:rPr>
@@ -44,6 +49,7 @@
       <w:proofErr w:type="spellEnd"/>
       <w:r>
         <w:rPr>
+          <w:rFonts w:ascii="Inter" w:hAnsi="Inter"/>
           <w:b/>
           <w:bCs/>
         </w:rPr>
@@ -51,70 +57,197 @@
       </w:r>
     </w:p>
     <w:p>
-      <w:r>
-        <w:rPr>
+      <w:pPr>
+        <w:rPr>
+          <w:rFonts w:ascii="Inter" w:hAnsi="Inter"/>
+        </w:rPr>
+      </w:pPr>
+      <w:r>
+        <w:rPr>
+          <w:rFonts w:ascii="Inter" w:hAnsi="Inter"/>
           <w:b/>
           <w:bCs/>
         </w:rPr>
         <w:t>Document ID:</w:t>
       </w:r>
       <w:r>
+        <w:rPr>
+          <w:rFonts w:ascii="Inter" w:hAnsi="Inter"/>
+        </w:rPr>
         <w:t xml:space="preserve"> CE-REIMB-2026-B32</w:t>
       </w:r>
       <w:r>
+        <w:rPr>
+          <w:rFonts w:ascii="Inter" w:hAnsi="Inter"/>
+        </w:rPr>
         <w:br/>
       </w:r>
       <w:r>
         <w:rPr>
+          <w:rFonts w:ascii="Inter" w:hAnsi="Inter"/>
           <w:b/>
           <w:bCs/>
         </w:rPr>
         <w:t>Target Audience:</w:t>
       </w:r>
       <w:r>
+        <w:rPr>
+          <w:rFonts w:ascii="Inter" w:hAnsi="Inter"/>
+        </w:rPr>
         <w:t xml:space="preserve"> Medical Billing Specialists, Coding Auditors, Chief Financial Officers, and Managed Care Contract Directors</w:t>
       </w:r>
       <w:r>
+        <w:rPr>
+          <w:rFonts w:ascii="Inter" w:hAnsi="Inter"/>
+        </w:rPr>
         <w:br/>
       </w:r>
       <w:r>
         <w:rPr>
+          <w:rFonts w:ascii="Inter" w:hAnsi="Inter"/>
           <w:b/>
           <w:bCs/>
         </w:rPr>
         <w:t>Classification:</w:t>
       </w:r>
       <w:r>
+        <w:rPr>
+          <w:rFonts w:ascii="Inter" w:hAnsi="Inter"/>
+        </w:rPr>
         <w:t xml:space="preserve"> Utilization Review, Revenue Cycle Optimization, and Pharmacoeconomic Underwriting</w:t>
       </w:r>
     </w:p>
-    <w:p/>
-    <w:p/>
-    <w:p/>
-    <w:p/>
-    <w:p/>
-    <w:p/>
-    <w:p/>
-    <w:p/>
-    <w:p/>
-    <w:p/>
-    <w:p/>
-    <w:p/>
-    <w:p/>
-    <w:p/>
-    <w:p/>
-    <w:p/>
-    <w:p/>
+    <w:p>
+      <w:pPr>
+        <w:rPr>
+          <w:rFonts w:ascii="Inter" w:hAnsi="Inter"/>
+        </w:rPr>
+      </w:pPr>
+    </w:p>
+    <w:p>
+      <w:pPr>
+        <w:rPr>
+          <w:rFonts w:ascii="Inter" w:hAnsi="Inter"/>
+        </w:rPr>
+      </w:pPr>
+    </w:p>
+    <w:p>
+      <w:pPr>
+        <w:rPr>
+          <w:rFonts w:ascii="Inter" w:hAnsi="Inter"/>
+        </w:rPr>
+      </w:pPr>
+    </w:p>
+    <w:p>
+      <w:pPr>
+        <w:rPr>
+          <w:rFonts w:ascii="Inter" w:hAnsi="Inter"/>
+        </w:rPr>
+      </w:pPr>
+    </w:p>
+    <w:p>
+      <w:pPr>
+        <w:rPr>
+          <w:rFonts w:ascii="Inter" w:hAnsi="Inter"/>
+        </w:rPr>
+      </w:pPr>
+    </w:p>
+    <w:p>
+      <w:pPr>
+        <w:rPr>
+          <w:rFonts w:ascii="Inter" w:hAnsi="Inter"/>
+        </w:rPr>
+      </w:pPr>
+    </w:p>
+    <w:p>
+      <w:pPr>
+        <w:rPr>
+          <w:rFonts w:ascii="Inter" w:hAnsi="Inter"/>
+        </w:rPr>
+      </w:pPr>
+    </w:p>
+    <w:p>
+      <w:pPr>
+        <w:rPr>
+          <w:rFonts w:ascii="Inter" w:hAnsi="Inter"/>
+        </w:rPr>
+      </w:pPr>
+    </w:p>
+    <w:p>
+      <w:pPr>
+        <w:rPr>
+          <w:rFonts w:ascii="Inter" w:hAnsi="Inter"/>
+        </w:rPr>
+      </w:pPr>
+    </w:p>
+    <w:p>
+      <w:pPr>
+        <w:rPr>
+          <w:rFonts w:ascii="Inter" w:hAnsi="Inter"/>
+        </w:rPr>
+      </w:pPr>
+    </w:p>
+    <w:p>
+      <w:pPr>
+        <w:rPr>
+          <w:rFonts w:ascii="Inter" w:hAnsi="Inter"/>
+        </w:rPr>
+      </w:pPr>
+    </w:p>
+    <w:p>
+      <w:pPr>
+        <w:rPr>
+          <w:rFonts w:ascii="Inter" w:hAnsi="Inter"/>
+        </w:rPr>
+      </w:pPr>
+    </w:p>
+    <w:p>
+      <w:pPr>
+        <w:rPr>
+          <w:rFonts w:ascii="Inter" w:hAnsi="Inter"/>
+        </w:rPr>
+      </w:pPr>
+    </w:p>
+    <w:p>
+      <w:pPr>
+        <w:rPr>
+          <w:rFonts w:ascii="Inter" w:hAnsi="Inter"/>
+        </w:rPr>
+      </w:pPr>
+    </w:p>
+    <w:p>
+      <w:pPr>
+        <w:rPr>
+          <w:rFonts w:ascii="Inter" w:hAnsi="Inter"/>
+        </w:rPr>
+      </w:pPr>
+    </w:p>
+    <w:p>
+      <w:pPr>
+        <w:rPr>
+          <w:rFonts w:ascii="Inter" w:hAnsi="Inter"/>
+        </w:rPr>
+      </w:pPr>
+    </w:p>
+    <w:p>
+      <w:pPr>
+        <w:rPr>
+          <w:rFonts w:ascii="Inter" w:hAnsi="Inter"/>
+        </w:rPr>
+      </w:pPr>
+    </w:p>
     <w:p>
       <w:pPr>
         <w:pStyle w:val="Heading1"/>
         <w:rPr>
-          <w:b/>
-          <w:bCs/>
-        </w:rPr>
-      </w:pPr>
-      <w:r>
-        <w:rPr>
+          <w:rFonts w:ascii="Inter" w:hAnsi="Inter"/>
+          <w:b/>
+          <w:bCs/>
+        </w:rPr>
+      </w:pPr>
+      <w:r>
+        <w:rPr>
+          <w:rFonts w:ascii="Inter" w:hAnsi="Inter"/>
           <w:b/>
           <w:bCs/>
         </w:rPr>
@@ -123,12 +256,21 @@
       </w:r>
     </w:p>
     <w:p>
-      <w:r>
+      <w:pPr>
+        <w:rPr>
+          <w:rFonts w:ascii="Inter" w:hAnsi="Inter"/>
+        </w:rPr>
+      </w:pPr>
+      <w:r>
+        <w:rPr>
+          <w:rFonts w:ascii="Inter" w:hAnsi="Inter"/>
+        </w:rPr>
         <w:t>This formal report establishes the medical necessity, coding justification, and revenue cycle mechanics for deploying our proprietary therapeutic suite—</w:t>
       </w:r>
       <w:proofErr w:type="spellStart"/>
       <w:r>
         <w:rPr>
+          <w:rFonts w:ascii="Inter" w:hAnsi="Inter"/>
           <w:b/>
           <w:bCs/>
         </w:rPr>
@@ -136,11 +278,15 @@
       </w:r>
       <w:proofErr w:type="spellEnd"/>
       <w:r>
+        <w:rPr>
+          <w:rFonts w:ascii="Inter" w:hAnsi="Inter"/>
+        </w:rPr>
         <w:t xml:space="preserve"> (Nicotinic Acid USP), </w:t>
       </w:r>
       <w:proofErr w:type="spellStart"/>
       <w:r>
         <w:rPr>
+          <w:rFonts w:ascii="Inter" w:hAnsi="Inter"/>
           <w:b/>
           <w:bCs/>
         </w:rPr>
@@ -148,76 +294,198 @@
       </w:r>
       <w:proofErr w:type="spellEnd"/>
       <w:r>
+        <w:rPr>
+          <w:rFonts w:ascii="Inter" w:hAnsi="Inter"/>
+        </w:rPr>
         <w:t xml:space="preserve"> (</w:t>
       </w:r>
       <w:proofErr w:type="spellStart"/>
       <w:r>
+        <w:rPr>
+          <w:rFonts w:ascii="Inter" w:hAnsi="Inter"/>
+        </w:rPr>
         <w:t>Zincum</w:t>
       </w:r>
       <w:proofErr w:type="spellEnd"/>
       <w:r>
+        <w:rPr>
+          <w:rFonts w:ascii="Inter" w:hAnsi="Inter"/>
+        </w:rPr>
         <w:t xml:space="preserve">), and </w:t>
       </w:r>
       <w:r>
         <w:rPr>
+          <w:rFonts w:ascii="Inter" w:hAnsi="Inter"/>
           <w:b/>
           <w:bCs/>
         </w:rPr>
         <w:t>MG-Neshem</w:t>
       </w:r>
       <w:r>
+        <w:rPr>
+          <w:rFonts w:ascii="Inter" w:hAnsi="Inter"/>
+        </w:rPr>
         <w:t xml:space="preserve"> (Magnesium)—within integrated hospital networks. By encoding advanced fluid dynamics into a standardized billing algorithm known as the </w:t>
       </w:r>
       <w:r>
         <w:rPr>
+          <w:rFonts w:ascii="Inter" w:hAnsi="Inter"/>
           <w:b/>
           <w:bCs/>
         </w:rPr>
         <w:t>Paragon Cost Function</w:t>
       </w:r>
       <w:r>
+        <w:rPr>
+          <w:rFonts w:ascii="Inter" w:hAnsi="Inter"/>
+        </w:rPr>
         <w:t>, this framework maps patient physiological degradation directly to medical necessity documentation.</w:t>
       </w:r>
     </w:p>
     <w:p>
-      <w:r>
-        <w:t xml:space="preserve">This analysis details how </w:t>
-      </w:r>
-      <w:r>
-        <w:t>using our specialized, branded pharmaceuticals protects hospital systems from under-reimbursement, optimizes diagnostic-related group (DRG) coding, and delivers major</w:t>
-      </w:r>
-      <w:r>
-        <w:t xml:space="preserve"> institutional cost reductions while justifying professional fees.</w:t>
-      </w:r>
-    </w:p>
-    <w:p/>
-    <w:p/>
-    <w:p/>
-    <w:p/>
-    <w:p/>
-    <w:p/>
-    <w:p/>
-    <w:p/>
-    <w:p/>
-    <w:p/>
-    <w:p/>
-    <w:p/>
-    <w:p/>
-    <w:p/>
-    <w:p/>
-    <w:p/>
-    <w:p/>
-    <w:p/>
+      <w:pPr>
+        <w:rPr>
+          <w:rFonts w:ascii="Inter" w:hAnsi="Inter"/>
+        </w:rPr>
+      </w:pPr>
+      <w:r>
+        <w:rPr>
+          <w:rFonts w:ascii="Inter" w:hAnsi="Inter"/>
+        </w:rPr>
+        <w:t>This analysis details how using our specialized, branded pharmaceuticals protects hospital systems from under-reimbursement, optimizes diagnostic-related group (DRG) coding, and delivers major institutional cost reductions while justifying professional fees.</w:t>
+      </w:r>
+    </w:p>
+    <w:p>
+      <w:pPr>
+        <w:rPr>
+          <w:rFonts w:ascii="Inter" w:hAnsi="Inter"/>
+        </w:rPr>
+      </w:pPr>
+    </w:p>
+    <w:p>
+      <w:pPr>
+        <w:rPr>
+          <w:rFonts w:ascii="Inter" w:hAnsi="Inter"/>
+        </w:rPr>
+      </w:pPr>
+    </w:p>
+    <w:p>
+      <w:pPr>
+        <w:rPr>
+          <w:rFonts w:ascii="Inter" w:hAnsi="Inter"/>
+        </w:rPr>
+      </w:pPr>
+    </w:p>
+    <w:p>
+      <w:pPr>
+        <w:rPr>
+          <w:rFonts w:ascii="Inter" w:hAnsi="Inter"/>
+        </w:rPr>
+      </w:pPr>
+    </w:p>
+    <w:p>
+      <w:pPr>
+        <w:rPr>
+          <w:rFonts w:ascii="Inter" w:hAnsi="Inter"/>
+        </w:rPr>
+      </w:pPr>
+    </w:p>
+    <w:p>
+      <w:pPr>
+        <w:rPr>
+          <w:rFonts w:ascii="Inter" w:hAnsi="Inter"/>
+        </w:rPr>
+      </w:pPr>
+    </w:p>
+    <w:p>
+      <w:pPr>
+        <w:rPr>
+          <w:rFonts w:ascii="Inter" w:hAnsi="Inter"/>
+        </w:rPr>
+      </w:pPr>
+    </w:p>
+    <w:p>
+      <w:pPr>
+        <w:rPr>
+          <w:rFonts w:ascii="Inter" w:hAnsi="Inter"/>
+        </w:rPr>
+      </w:pPr>
+    </w:p>
+    <w:p>
+      <w:pPr>
+        <w:rPr>
+          <w:rFonts w:ascii="Inter" w:hAnsi="Inter"/>
+        </w:rPr>
+      </w:pPr>
+    </w:p>
+    <w:p>
+      <w:pPr>
+        <w:rPr>
+          <w:rFonts w:ascii="Inter" w:hAnsi="Inter"/>
+        </w:rPr>
+      </w:pPr>
+    </w:p>
+    <w:p>
+      <w:pPr>
+        <w:rPr>
+          <w:rFonts w:ascii="Inter" w:hAnsi="Inter"/>
+        </w:rPr>
+      </w:pPr>
+    </w:p>
+    <w:p>
+      <w:pPr>
+        <w:rPr>
+          <w:rFonts w:ascii="Inter" w:hAnsi="Inter"/>
+        </w:rPr>
+      </w:pPr>
+    </w:p>
+    <w:p>
+      <w:pPr>
+        <w:rPr>
+          <w:rFonts w:ascii="Inter" w:hAnsi="Inter"/>
+        </w:rPr>
+      </w:pPr>
+    </w:p>
+    <w:p>
+      <w:pPr>
+        <w:rPr>
+          <w:rFonts w:ascii="Inter" w:hAnsi="Inter"/>
+        </w:rPr>
+      </w:pPr>
+    </w:p>
+    <w:p>
+      <w:pPr>
+        <w:rPr>
+          <w:rFonts w:ascii="Inter" w:hAnsi="Inter"/>
+        </w:rPr>
+      </w:pPr>
+    </w:p>
+    <w:p>
+      <w:pPr>
+        <w:rPr>
+          <w:rFonts w:ascii="Inter" w:hAnsi="Inter"/>
+        </w:rPr>
+      </w:pPr>
+    </w:p>
+    <w:p>
+      <w:pPr>
+        <w:rPr>
+          <w:rFonts w:ascii="Inter" w:hAnsi="Inter"/>
+        </w:rPr>
+      </w:pPr>
+    </w:p>
     <w:p>
       <w:pPr>
         <w:pStyle w:val="Heading1"/>
         <w:rPr>
-          <w:b/>
-          <w:bCs/>
-        </w:rPr>
-      </w:pPr>
-      <w:r>
-        <w:rPr>
+          <w:rFonts w:ascii="Inter" w:hAnsi="Inter"/>
+          <w:b/>
+          <w:bCs/>
+        </w:rPr>
+      </w:pPr>
+      <w:r>
+        <w:rPr>
+          <w:rFonts w:ascii="Inter" w:hAnsi="Inter"/>
           <w:b/>
           <w:bCs/>
         </w:rPr>
@@ -226,49 +494,88 @@
       </w:r>
     </w:p>
     <w:p>
-      <w:r>
+      <w:pPr>
+        <w:rPr>
+          <w:rFonts w:ascii="Inter" w:hAnsi="Inter"/>
+        </w:rPr>
+      </w:pPr>
+      <w:r>
+        <w:rPr>
+          <w:rFonts w:ascii="Inter" w:hAnsi="Inter"/>
+        </w:rPr>
         <w:t xml:space="preserve">For medical billing professionals and utilization reviewers, coding for chronic hypertension and vascular disease using flat, linear risk assumptions consistently leads to revenue leakage. Clinical reality dictates that as an untreated patient’s arterial narrowing and blood viscosity </w:t>
       </w:r>
       <w:proofErr w:type="gramStart"/>
       <w:r>
+        <w:rPr>
+          <w:rFonts w:ascii="Inter" w:hAnsi="Inter"/>
+        </w:rPr>
         <w:t>worsen</w:t>
       </w:r>
       <w:proofErr w:type="gramEnd"/>
       <w:r>
+        <w:rPr>
+          <w:rFonts w:ascii="Inter" w:hAnsi="Inter"/>
+        </w:rPr>
         <w:t xml:space="preserve">, the strain on institutional resources accelerates along a steep </w:t>
       </w:r>
       <w:r>
         <w:rPr>
+          <w:rFonts w:ascii="Inter" w:hAnsi="Inter"/>
           <w:b/>
           <w:bCs/>
         </w:rPr>
         <w:t>cubic progression curve</w:t>
       </w:r>
       <w:r>
+        <w:rPr>
+          <w:rFonts w:ascii="Inter" w:hAnsi="Inter"/>
+        </w:rPr>
         <w:t>.</w:t>
       </w:r>
     </w:p>
     <w:p>
-      <w:r>
+      <w:pPr>
+        <w:rPr>
+          <w:rFonts w:ascii="Inter" w:hAnsi="Inter"/>
+        </w:rPr>
+      </w:pPr>
+      <w:r>
+        <w:rPr>
+          <w:rFonts w:ascii="Inter" w:hAnsi="Inter"/>
+        </w:rPr>
         <w:t>If a hospital does not aggressively treat the underlying microvascular issues, patients rapidly shift into high-acuity DRG categories (e.g., acute heart failure, stroke, myocardial infarction). These categories carry massive operational costs that frequently exceed fixed insurance capitation caps, resulting in uncompensated hospital care.</w:t>
       </w:r>
     </w:p>
     <w:p>
-      <w:r>
+      <w:pPr>
+        <w:rPr>
+          <w:rFonts w:ascii="Inter" w:hAnsi="Inter"/>
+        </w:rPr>
+      </w:pPr>
+      <w:r>
+        <w:rPr>
+          <w:rFonts w:ascii="Inter" w:hAnsi="Inter"/>
+        </w:rPr>
         <w:t xml:space="preserve">To prevent this, our framework translates the patient's </w:t>
       </w:r>
       <w:r>
         <w:rPr>
+          <w:rFonts w:ascii="Inter" w:hAnsi="Inter"/>
           <w:b/>
           <w:bCs/>
         </w:rPr>
         <w:t>Vascular Restriction Index (D)</w:t>
       </w:r>
       <w:r>
+        <w:rPr>
+          <w:rFonts w:ascii="Inter" w:hAnsi="Inter"/>
+        </w:rPr>
         <w:t xml:space="preserve">—a composite index of blood pressure, blood thickness, and arterial diameter—into a predictable, billable </w:t>
       </w:r>
       <w:r>
         <w:rPr>
+          <w:rFonts w:ascii="Inter" w:hAnsi="Inter"/>
           <w:b/>
           <w:bCs/>
         </w:rPr>
@@ -277,6 +584,7 @@
       <w:proofErr w:type="gramStart"/>
       <w:r>
         <w:rPr>
+          <w:rFonts w:ascii="Inter" w:hAnsi="Inter"/>
           <w:b/>
           <w:bCs/>
         </w:rPr>
@@ -285,40 +593,122 @@
       <w:proofErr w:type="gramEnd"/>
       <w:r>
         <w:rPr>
+          <w:rFonts w:ascii="Inter" w:hAnsi="Inter"/>
           <w:b/>
           <w:bCs/>
         </w:rPr>
         <w:t>))</w:t>
       </w:r>
       <w:r>
+        <w:rPr>
+          <w:rFonts w:ascii="Inter" w:hAnsi="Inter"/>
+        </w:rPr>
         <w:t xml:space="preserve"> function.</w:t>
       </w:r>
     </w:p>
-    <w:p/>
-    <w:p/>
-    <w:p/>
-    <w:p/>
-    <w:p/>
-    <w:p/>
-    <w:p/>
-    <w:p/>
-    <w:p/>
-    <w:p/>
-    <w:p/>
-    <w:p/>
-    <w:p/>
-    <w:p/>
-    <w:p/>
+    <w:p>
+      <w:pPr>
+        <w:rPr>
+          <w:rFonts w:ascii="Inter" w:hAnsi="Inter"/>
+        </w:rPr>
+      </w:pPr>
+    </w:p>
+    <w:p>
+      <w:pPr>
+        <w:rPr>
+          <w:rFonts w:ascii="Inter" w:hAnsi="Inter"/>
+        </w:rPr>
+      </w:pPr>
+    </w:p>
+    <w:p>
+      <w:pPr>
+        <w:rPr>
+          <w:rFonts w:ascii="Inter" w:hAnsi="Inter"/>
+        </w:rPr>
+      </w:pPr>
+    </w:p>
+    <w:p>
+      <w:pPr>
+        <w:rPr>
+          <w:rFonts w:ascii="Inter" w:hAnsi="Inter"/>
+        </w:rPr>
+      </w:pPr>
+    </w:p>
+    <w:p>
+      <w:pPr>
+        <w:rPr>
+          <w:rFonts w:ascii="Inter" w:hAnsi="Inter"/>
+        </w:rPr>
+      </w:pPr>
+    </w:p>
+    <w:p>
+      <w:pPr>
+        <w:rPr>
+          <w:rFonts w:ascii="Inter" w:hAnsi="Inter"/>
+        </w:rPr>
+      </w:pPr>
+    </w:p>
+    <w:p>
+      <w:pPr>
+        <w:rPr>
+          <w:rFonts w:ascii="Inter" w:hAnsi="Inter"/>
+        </w:rPr>
+      </w:pPr>
+    </w:p>
+    <w:p>
+      <w:pPr>
+        <w:rPr>
+          <w:rFonts w:ascii="Inter" w:hAnsi="Inter"/>
+        </w:rPr>
+      </w:pPr>
+    </w:p>
+    <w:p>
+      <w:pPr>
+        <w:rPr>
+          <w:rFonts w:ascii="Inter" w:hAnsi="Inter"/>
+        </w:rPr>
+      </w:pPr>
+    </w:p>
+    <w:p>
+      <w:pPr>
+        <w:rPr>
+          <w:rFonts w:ascii="Inter" w:hAnsi="Inter"/>
+        </w:rPr>
+      </w:pPr>
+    </w:p>
+    <w:p>
+      <w:pPr>
+        <w:rPr>
+          <w:rFonts w:ascii="Inter" w:hAnsi="Inter"/>
+        </w:rPr>
+      </w:pPr>
+    </w:p>
+    <w:p>
+      <w:pPr>
+        <w:rPr>
+          <w:rFonts w:ascii="Inter" w:hAnsi="Inter"/>
+        </w:rPr>
+      </w:pPr>
+    </w:p>
+    <w:p>
+      <w:pPr>
+        <w:rPr>
+          <w:rFonts w:ascii="Inter" w:hAnsi="Inter"/>
+        </w:rPr>
+      </w:pPr>
+    </w:p>
     <w:p>
       <w:pPr>
         <w:pStyle w:val="Heading1"/>
         <w:rPr>
-          <w:b/>
-          <w:bCs/>
-        </w:rPr>
-      </w:pPr>
-      <w:r>
-        <w:rPr>
+          <w:rFonts w:ascii="Inter" w:hAnsi="Inter"/>
+          <w:b/>
+          <w:bCs/>
+        </w:rPr>
+      </w:pPr>
+      <w:r>
+        <w:rPr>
+          <w:rFonts w:ascii="Inter" w:hAnsi="Inter"/>
           <w:b/>
           <w:bCs/>
         </w:rPr>
@@ -327,67 +717,125 @@
       </w:r>
     </w:p>
     <w:p>
-      <w:r>
+      <w:pPr>
+        <w:rPr>
+          <w:rFonts w:ascii="Inter" w:hAnsi="Inter"/>
+        </w:rPr>
+      </w:pPr>
+      <w:r>
+        <w:rPr>
+          <w:rFonts w:ascii="Inter" w:hAnsi="Inter"/>
+        </w:rPr>
         <w:t xml:space="preserve">To justify the medical necessity of high-tier, branded pharmaceutical interventions to commercial insurance payers and Medicare, billing departments can utilize the continuous </w:t>
       </w:r>
       <w:r>
         <w:rPr>
+          <w:rFonts w:ascii="Inter" w:hAnsi="Inter"/>
           <w:b/>
           <w:bCs/>
         </w:rPr>
         <w:t>Paragon Cost Function</w:t>
       </w:r>
       <w:r>
+        <w:rPr>
+          <w:rFonts w:ascii="Inter" w:hAnsi="Inter"/>
+        </w:rPr>
         <w:t>:</w:t>
       </w:r>
     </w:p>
     <w:p>
-      <w:r>
+      <w:pPr>
+        <w:rPr>
+          <w:rFonts w:ascii="Inter" w:hAnsi="Inter"/>
+        </w:rPr>
+      </w:pPr>
+      <w:r>
+        <w:rPr>
+          <w:rFonts w:ascii="Inter" w:hAnsi="Inter"/>
+        </w:rPr>
         <w:t>\(C_{\text{total</w:t>
       </w:r>
       <w:proofErr w:type="gramStart"/>
       <w:r>
+        <w:rPr>
+          <w:rFonts w:ascii="Inter" w:hAnsi="Inter"/>
+        </w:rPr>
         <w:t>}}=</w:t>
       </w:r>
       <w:proofErr w:type="gramEnd"/>
       <w:r>
+        <w:rPr>
+          <w:rFonts w:ascii="Inter" w:hAnsi="Inter"/>
+        </w:rPr>
         <w:t>C_{\text{base</w:t>
       </w:r>
       <w:proofErr w:type="gramStart"/>
       <w:r>
+        <w:rPr>
+          <w:rFonts w:ascii="Inter" w:hAnsi="Inter"/>
+        </w:rPr>
         <w:t>}}+</w:t>
       </w:r>
       <w:proofErr w:type="gramEnd"/>
       <w:r>
+        <w:rPr>
+          <w:rFonts w:ascii="Inter" w:hAnsi="Inter"/>
+        </w:rPr>
         <w:t>\Omega \left(\frac{50D^{</w:t>
       </w:r>
       <w:proofErr w:type="gramStart"/>
       <w:r>
+        <w:rPr>
+          <w:rFonts w:ascii="Inter" w:hAnsi="Inter"/>
+        </w:rPr>
         <w:t>3}+</w:t>
       </w:r>
       <w:proofErr w:type="gramEnd"/>
       <w:r>
+        <w:rPr>
+          <w:rFonts w:ascii="Inter" w:hAnsi="Inter"/>
+        </w:rPr>
         <w:t>5065D^{</w:t>
       </w:r>
       <w:proofErr w:type="gramStart"/>
       <w:r>
+        <w:rPr>
+          <w:rFonts w:ascii="Inter" w:hAnsi="Inter"/>
+        </w:rPr>
         <w:t>2}+</w:t>
       </w:r>
       <w:proofErr w:type="gramEnd"/>
       <w:r>
+        <w:rPr>
+          <w:rFonts w:ascii="Inter" w:hAnsi="Inter"/>
+        </w:rPr>
         <w:t>168324D+843000}{</w:t>
       </w:r>
       <w:proofErr w:type="gramStart"/>
       <w:r>
+        <w:rPr>
+          <w:rFonts w:ascii="Inter" w:hAnsi="Inter"/>
+        </w:rPr>
         <w:t>600}\right)\</w:t>
       </w:r>
       <w:proofErr w:type="gramEnd"/>
       <w:r>
+        <w:rPr>
+          <w:rFonts w:ascii="Inter" w:hAnsi="Inter"/>
+        </w:rPr>
         <w:t>)</w:t>
       </w:r>
     </w:p>
     <w:p>
-      <w:r>
+      <w:pPr>
+        <w:rPr>
+          <w:rFonts w:ascii="Inter" w:hAnsi="Inter"/>
+        </w:rPr>
+      </w:pPr>
+      <w:r>
+        <w:rPr>
+          <w:rFonts w:ascii="Inter" w:hAnsi="Inter"/>
+        </w:rPr>
         <w:t>Where:</w:t>
       </w:r>
     </w:p>
@@ -397,16 +845,28 @@
           <w:ilvl w:val="0"/>
           <w:numId w:val="6"/>
         </w:numPr>
-      </w:pPr>
-      <w:r>
+        <w:rPr>
+          <w:rFonts w:ascii="Inter" w:hAnsi="Inter"/>
+        </w:rPr>
+      </w:pPr>
+      <w:r>
+        <w:rPr>
+          <w:rFonts w:ascii="Inter" w:hAnsi="Inter"/>
+        </w:rPr>
         <w:t>\(C_{\text{total</w:t>
       </w:r>
       <w:proofErr w:type="gramStart"/>
       <w:r>
+        <w:rPr>
+          <w:rFonts w:ascii="Inter" w:hAnsi="Inter"/>
+        </w:rPr>
         <w:t>}}\</w:t>
       </w:r>
       <w:proofErr w:type="gramEnd"/>
       <w:r>
+        <w:rPr>
+          <w:rFonts w:ascii="Inter" w:hAnsi="Inter"/>
+        </w:rPr>
         <w:t>) is the projected annualized healthcare resource expenditure per patient (in USD).</w:t>
       </w:r>
     </w:p>
@@ -416,16 +876,28 @@
           <w:ilvl w:val="0"/>
           <w:numId w:val="6"/>
         </w:numPr>
-      </w:pPr>
-      <w:r>
+        <w:rPr>
+          <w:rFonts w:ascii="Inter" w:hAnsi="Inter"/>
+        </w:rPr>
+      </w:pPr>
+      <w:r>
+        <w:rPr>
+          <w:rFonts w:ascii="Inter" w:hAnsi="Inter"/>
+        </w:rPr>
         <w:t>\(C_{\text{base</w:t>
       </w:r>
       <w:proofErr w:type="gramStart"/>
       <w:r>
+        <w:rPr>
+          <w:rFonts w:ascii="Inter" w:hAnsi="Inter"/>
+        </w:rPr>
         <w:t>}}\</w:t>
       </w:r>
       <w:proofErr w:type="gramEnd"/>
       <w:r>
+        <w:rPr>
+          <w:rFonts w:ascii="Inter" w:hAnsi="Inter"/>
+        </w:rPr>
         <w:t>) is the fixed administrative baseline for routine diagnostic surveillance ($1,500/annum).</w:t>
       </w:r>
     </w:p>
@@ -435,8 +907,14 @@
           <w:ilvl w:val="0"/>
           <w:numId w:val="6"/>
         </w:numPr>
-      </w:pPr>
-      <w:r>
+        <w:rPr>
+          <w:rFonts w:ascii="Inter" w:hAnsi="Inter"/>
+        </w:rPr>
+      </w:pPr>
+      <w:r>
+        <w:rPr>
+          <w:rFonts w:ascii="Inter" w:hAnsi="Inter"/>
+        </w:rPr>
         <w:t>Ω is the regional provider cost-scaling multiplier (calibrated to premium U.S. managed care markets, Ω = 1.25).</w:t>
       </w:r>
     </w:p>
@@ -446,120 +924,134 @@
           <w:ilvl w:val="0"/>
           <w:numId w:val="6"/>
         </w:numPr>
-      </w:pPr>
-      <w:r>
+        <w:rPr>
+          <w:rFonts w:ascii="Inter" w:hAnsi="Inter"/>
+        </w:rPr>
+      </w:pPr>
+      <w:r>
+        <w:rPr>
+          <w:rFonts w:ascii="Inter" w:hAnsi="Inter"/>
+        </w:rPr>
         <w:t xml:space="preserve">D is the </w:t>
       </w:r>
       <w:r>
         <w:rPr>
+          <w:rFonts w:ascii="Inter" w:hAnsi="Inter"/>
           <w:b/>
           <w:bCs/>
         </w:rPr>
         <w:t>Vascular Restriction Index (1 ≤ D ≤ 100)</w:t>
       </w:r>
       <w:r>
+        <w:rPr>
+          <w:rFonts w:ascii="Inter" w:hAnsi="Inter"/>
+        </w:rPr>
         <w:t>, an algorithmic surrogate tracking systolic blood pressure elevation and whole blood viscosity.</w:t>
       </w:r>
     </w:p>
     <w:p>
       <w:pPr>
         <w:rPr>
-          <w:b/>
-          <w:bCs/>
-        </w:rPr>
-      </w:pPr>
-    </w:p>
-    <w:p>
-      <w:pPr>
-        <w:rPr>
-          <w:b/>
-          <w:bCs/>
-        </w:rPr>
-      </w:pPr>
-    </w:p>
-    <w:p>
-      <w:pPr>
-        <w:rPr>
-          <w:b/>
-          <w:bCs/>
-        </w:rPr>
-      </w:pPr>
-    </w:p>
-    <w:p>
-      <w:pPr>
-        <w:rPr>
-          <w:b/>
-          <w:bCs/>
-        </w:rPr>
-      </w:pPr>
-    </w:p>
-    <w:p>
-      <w:pPr>
-        <w:rPr>
-          <w:b/>
-          <w:bCs/>
-        </w:rPr>
-      </w:pPr>
-    </w:p>
-    <w:p>
-      <w:pPr>
-        <w:rPr>
-          <w:b/>
-          <w:bCs/>
-        </w:rPr>
-      </w:pPr>
-    </w:p>
-    <w:p>
-      <w:pPr>
-        <w:rPr>
-          <w:b/>
-          <w:bCs/>
-        </w:rPr>
-      </w:pPr>
-    </w:p>
-    <w:p>
-      <w:pPr>
-        <w:rPr>
-          <w:b/>
-          <w:bCs/>
-        </w:rPr>
-      </w:pPr>
-    </w:p>
-    <w:p>
-      <w:pPr>
-        <w:rPr>
-          <w:b/>
-          <w:bCs/>
-        </w:rPr>
-      </w:pPr>
-    </w:p>
-    <w:p>
-      <w:pPr>
-        <w:rPr>
-          <w:b/>
-          <w:bCs/>
-        </w:rPr>
-      </w:pPr>
-    </w:p>
-    <w:p>
-      <w:pPr>
-        <w:rPr>
-          <w:b/>
-          <w:bCs/>
-        </w:rPr>
-      </w:pPr>
-    </w:p>
-    <w:p>
-      <w:pPr>
-        <w:rPr>
-          <w:b/>
-          <w:bCs/>
-        </w:rPr>
-      </w:pPr>
-    </w:p>
-    <w:p>
-      <w:pPr>
-        <w:rPr>
+          <w:rFonts w:ascii="Inter" w:hAnsi="Inter"/>
+          <w:b/>
+          <w:bCs/>
+        </w:rPr>
+      </w:pPr>
+    </w:p>
+    <w:p>
+      <w:pPr>
+        <w:rPr>
+          <w:rFonts w:ascii="Inter" w:hAnsi="Inter"/>
+          <w:b/>
+          <w:bCs/>
+        </w:rPr>
+      </w:pPr>
+    </w:p>
+    <w:p>
+      <w:pPr>
+        <w:rPr>
+          <w:rFonts w:ascii="Inter" w:hAnsi="Inter"/>
+          <w:b/>
+          <w:bCs/>
+        </w:rPr>
+      </w:pPr>
+    </w:p>
+    <w:p>
+      <w:pPr>
+        <w:rPr>
+          <w:rFonts w:ascii="Inter" w:hAnsi="Inter"/>
+          <w:b/>
+          <w:bCs/>
+        </w:rPr>
+      </w:pPr>
+    </w:p>
+    <w:p>
+      <w:pPr>
+        <w:rPr>
+          <w:rFonts w:ascii="Inter" w:hAnsi="Inter"/>
+          <w:b/>
+          <w:bCs/>
+        </w:rPr>
+      </w:pPr>
+    </w:p>
+    <w:p>
+      <w:pPr>
+        <w:rPr>
+          <w:rFonts w:ascii="Inter" w:hAnsi="Inter"/>
+          <w:b/>
+          <w:bCs/>
+        </w:rPr>
+      </w:pPr>
+    </w:p>
+    <w:p>
+      <w:pPr>
+        <w:rPr>
+          <w:rFonts w:ascii="Inter" w:hAnsi="Inter"/>
+          <w:b/>
+          <w:bCs/>
+        </w:rPr>
+      </w:pPr>
+    </w:p>
+    <w:p>
+      <w:pPr>
+        <w:rPr>
+          <w:rFonts w:ascii="Inter" w:hAnsi="Inter"/>
+          <w:b/>
+          <w:bCs/>
+        </w:rPr>
+      </w:pPr>
+    </w:p>
+    <w:p>
+      <w:pPr>
+        <w:rPr>
+          <w:rFonts w:ascii="Inter" w:hAnsi="Inter"/>
+          <w:b/>
+          <w:bCs/>
+        </w:rPr>
+      </w:pPr>
+    </w:p>
+    <w:p>
+      <w:pPr>
+        <w:rPr>
+          <w:rFonts w:ascii="Inter" w:hAnsi="Inter"/>
+          <w:b/>
+          <w:bCs/>
+        </w:rPr>
+      </w:pPr>
+    </w:p>
+    <w:p>
+      <w:pPr>
+        <w:rPr>
+          <w:rFonts w:ascii="Inter" w:hAnsi="Inter"/>
+          <w:b/>
+          <w:bCs/>
+        </w:rPr>
+      </w:pPr>
+    </w:p>
+    <w:p>
+      <w:pPr>
+        <w:rPr>
+          <w:rFonts w:ascii="Inter" w:hAnsi="Inter"/>
           <w:b/>
           <w:bCs/>
         </w:rPr>
@@ -569,6 +1061,7 @@
       <w:pPr>
         <w:pStyle w:val="Heading2"/>
         <w:rPr>
+          <w:rFonts w:ascii="Inter" w:hAnsi="Inter"/>
           <w:b/>
           <w:bCs/>
         </w:rPr>
@@ -576,6 +1069,7 @@
       <w:proofErr w:type="spellStart"/>
       <w:r>
         <w:rPr>
+          <w:rFonts w:ascii="Inter" w:hAnsi="Inter"/>
           <w:b/>
           <w:bCs/>
         </w:rPr>
@@ -585,6 +1079,7 @@
       <w:proofErr w:type="spellEnd"/>
       <w:r>
         <w:rPr>
+          <w:rFonts w:ascii="Inter" w:hAnsi="Inter"/>
           <w:b/>
           <w:bCs/>
         </w:rPr>
@@ -592,48 +1087,84 @@
       </w:r>
     </w:p>
     <w:p>
-      <w:r>
+      <w:pPr>
+        <w:rPr>
+          <w:rFonts w:ascii="Inter" w:hAnsi="Inter"/>
+        </w:rPr>
+      </w:pPr>
+      <w:r>
+        <w:rPr>
+          <w:rFonts w:ascii="Inter" w:hAnsi="Inter"/>
+        </w:rPr>
         <w:t>When fully expanded for direct integration into hospital billing software, the operational equation reads:</w:t>
       </w:r>
     </w:p>
     <w:p>
-      <w:r>
+      <w:pPr>
+        <w:rPr>
+          <w:rFonts w:ascii="Inter" w:hAnsi="Inter"/>
+        </w:rPr>
+      </w:pPr>
+      <w:r>
+        <w:rPr>
+          <w:rFonts w:ascii="Inter" w:hAnsi="Inter"/>
+        </w:rPr>
         <w:t>\(C_{\text{total</w:t>
       </w:r>
       <w:proofErr w:type="gramStart"/>
       <w:r>
+        <w:rPr>
+          <w:rFonts w:ascii="Inter" w:hAnsi="Inter"/>
+        </w:rPr>
         <w:t>}}(</w:t>
       </w:r>
       <w:proofErr w:type="gramEnd"/>
       <w:r>
+        <w:rPr>
+          <w:rFonts w:ascii="Inter" w:hAnsi="Inter"/>
+        </w:rPr>
         <w:t>D)=0.10417D^{</w:t>
       </w:r>
       <w:proofErr w:type="gramStart"/>
       <w:r>
+        <w:rPr>
+          <w:rFonts w:ascii="Inter" w:hAnsi="Inter"/>
+        </w:rPr>
         <w:t>3}+</w:t>
       </w:r>
       <w:proofErr w:type="gramEnd"/>
       <w:r>
+        <w:rPr>
+          <w:rFonts w:ascii="Inter" w:hAnsi="Inter"/>
+        </w:rPr>
         <w:t>10.55208D^{</w:t>
       </w:r>
       <w:proofErr w:type="gramStart"/>
       <w:r>
+        <w:rPr>
+          <w:rFonts w:ascii="Inter" w:hAnsi="Inter"/>
+        </w:rPr>
         <w:t>2}+</w:t>
       </w:r>
       <w:proofErr w:type="gramEnd"/>
       <w:r>
+        <w:rPr>
+          <w:rFonts w:ascii="Inter" w:hAnsi="Inter"/>
+        </w:rPr>
         <w:t>350.675D+3256.25\)</w:t>
       </w:r>
     </w:p>
     <w:p>
       <w:pPr>
         <w:rPr>
-          <w:b/>
-          <w:bCs/>
-        </w:rPr>
-      </w:pPr>
-      <w:r>
-        <w:rPr>
+          <w:rFonts w:ascii="Inter" w:hAnsi="Inter"/>
+          <w:b/>
+          <w:bCs/>
+        </w:rPr>
+      </w:pPr>
+      <w:r>
+        <w:rPr>
+          <w:rFonts w:ascii="Inter" w:hAnsi="Inter"/>
           <w:b/>
           <w:bCs/>
         </w:rPr>
@@ -641,227 +1172,436 @@
       </w:r>
     </w:p>
     <w:p>
-      <w:r>
+      <w:pPr>
+        <w:rPr>
+          <w:rFonts w:ascii="Inter" w:hAnsi="Inter"/>
+        </w:rPr>
+      </w:pPr>
+      <w:r>
+        <w:rPr>
+          <w:rFonts w:ascii="Inter" w:hAnsi="Inter"/>
+        </w:rPr>
         <w:t>By using this formula, billing teams can accurately audit and stratify patient risk categories, justifying the immediate authorization of our proprietary pharmaceutical regimen:</w:t>
       </w:r>
     </w:p>
     <w:p>
-      <w:r>
-        <w:t>[D = 1: Tier I]    ──</w:t>
-      </w:r>
-      <w:r>
-        <w:rPr>
-          <w:rFonts w:ascii="Arial" w:hAnsi="Arial" w:cs="Arial"/>
+      <w:pPr>
+        <w:rPr>
+          <w:rFonts w:ascii="Inter" w:hAnsi="Inter"/>
+        </w:rPr>
+      </w:pPr>
+      <w:r>
+        <w:rPr>
+          <w:rFonts w:ascii="Inter" w:hAnsi="Inter"/>
+        </w:rPr>
+        <w:t xml:space="preserve">[D = 1: Tier I]    </w:t>
+      </w:r>
+      <w:r>
+        <w:rPr>
+          <w:rFonts w:ascii="Times New Roman" w:hAnsi="Times New Roman" w:cs="Times New Roman"/>
+        </w:rPr>
+        <w:t>──</w:t>
+      </w:r>
+      <w:r>
+        <w:rPr>
+          <w:rFonts w:ascii="Inter" w:hAnsi="Inter" w:cs="Arial"/>
         </w:rPr>
         <w:t>►</w:t>
       </w:r>
       <w:r>
+        <w:rPr>
+          <w:rFonts w:ascii="Inter" w:hAnsi="Inter"/>
+        </w:rPr>
         <w:t xml:space="preserve"> Annual Claims Profile: $3,617.58   </w:t>
       </w:r>
       <w:r>
         <w:rPr>
-          <w:rFonts w:ascii="Calibri" w:hAnsi="Calibri" w:cs="Calibri"/>
+          <w:rFonts w:ascii="Times New Roman" w:hAnsi="Times New Roman" w:cs="Times New Roman"/>
         </w:rPr>
         <w:t>──</w:t>
       </w:r>
       <w:r>
         <w:rPr>
-          <w:rFonts w:ascii="Arial" w:hAnsi="Arial" w:cs="Arial"/>
+          <w:rFonts w:ascii="Inter" w:hAnsi="Inter" w:cs="Arial"/>
         </w:rPr>
         <w:t>►</w:t>
       </w:r>
       <w:r>
+        <w:rPr>
+          <w:rFonts w:ascii="Inter" w:hAnsi="Inter"/>
+        </w:rPr>
         <w:t xml:space="preserve"> Low-Acuity Outpatient</w:t>
       </w:r>
     </w:p>
     <w:p>
-      <w:r>
+      <w:pPr>
+        <w:rPr>
+          <w:rFonts w:ascii="Inter" w:hAnsi="Inter"/>
+        </w:rPr>
+      </w:pPr>
+      <w:r>
+        <w:rPr>
+          <w:rFonts w:ascii="Inter" w:hAnsi="Inter"/>
+        </w:rPr>
         <w:t>[D = 20: Tier II</w:t>
       </w:r>
       <w:proofErr w:type="gramStart"/>
       <w:r>
-        <w:t>]  ─</w:t>
+        <w:rPr>
+          <w:rFonts w:ascii="Inter" w:hAnsi="Inter"/>
+        </w:rPr>
+        <w:t xml:space="preserve">]  </w:t>
+      </w:r>
+      <w:r>
+        <w:rPr>
+          <w:rFonts w:ascii="Times New Roman" w:hAnsi="Times New Roman" w:cs="Times New Roman"/>
+        </w:rPr>
+        <w:t>─</w:t>
       </w:r>
       <w:proofErr w:type="gramEnd"/>
       <w:r>
+        <w:rPr>
+          <w:rFonts w:ascii="Times New Roman" w:hAnsi="Times New Roman" w:cs="Times New Roman"/>
+        </w:rPr>
         <w:t>─</w:t>
       </w:r>
       <w:r>
         <w:rPr>
-          <w:rFonts w:ascii="Arial" w:hAnsi="Arial" w:cs="Arial"/>
+          <w:rFonts w:ascii="Inter" w:hAnsi="Inter" w:cs="Arial"/>
         </w:rPr>
         <w:t>►</w:t>
       </w:r>
       <w:r>
+        <w:rPr>
+          <w:rFonts w:ascii="Inter" w:hAnsi="Inter"/>
+        </w:rPr>
         <w:t xml:space="preserve"> Annual Claims Profile: $</w:t>
       </w:r>
       <w:proofErr w:type="gramStart"/>
       <w:r>
+        <w:rPr>
+          <w:rFonts w:ascii="Inter" w:hAnsi="Inter"/>
+        </w:rPr>
         <w:t xml:space="preserve">15,317.08  </w:t>
       </w:r>
       <w:r>
         <w:rPr>
-          <w:rFonts w:ascii="Calibri" w:hAnsi="Calibri" w:cs="Calibri"/>
+          <w:rFonts w:ascii="Times New Roman" w:hAnsi="Times New Roman" w:cs="Times New Roman"/>
         </w:rPr>
         <w:t>─</w:t>
       </w:r>
       <w:proofErr w:type="gramEnd"/>
       <w:r>
         <w:rPr>
-          <w:rFonts w:ascii="Calibri" w:hAnsi="Calibri" w:cs="Calibri"/>
+          <w:rFonts w:ascii="Times New Roman" w:hAnsi="Times New Roman" w:cs="Times New Roman"/>
         </w:rPr>
         <w:t>─</w:t>
       </w:r>
       <w:r>
         <w:rPr>
-          <w:rFonts w:ascii="Arial" w:hAnsi="Arial" w:cs="Arial"/>
+          <w:rFonts w:ascii="Inter" w:hAnsi="Inter" w:cs="Arial"/>
         </w:rPr>
         <w:t>►</w:t>
       </w:r>
       <w:r>
+        <w:rPr>
+          <w:rFonts w:ascii="Inter" w:hAnsi="Inter"/>
+        </w:rPr>
         <w:t xml:space="preserve"> Early Vascular Lesions</w:t>
       </w:r>
     </w:p>
     <w:p>
-      <w:r>
-        <w:t>[D = 40: Tier III] ──</w:t>
-      </w:r>
-      <w:r>
-        <w:rPr>
-          <w:rFonts w:ascii="Arial" w:hAnsi="Arial" w:cs="Arial"/>
+      <w:pPr>
+        <w:rPr>
+          <w:rFonts w:ascii="Inter" w:hAnsi="Inter"/>
+        </w:rPr>
+      </w:pPr>
+      <w:r>
+        <w:rPr>
+          <w:rFonts w:ascii="Inter" w:hAnsi="Inter"/>
+        </w:rPr>
+        <w:t xml:space="preserve">[D = 40: Tier III] </w:t>
+      </w:r>
+      <w:r>
+        <w:rPr>
+          <w:rFonts w:ascii="Times New Roman" w:hAnsi="Times New Roman" w:cs="Times New Roman"/>
+        </w:rPr>
+        <w:t>──</w:t>
+      </w:r>
+      <w:r>
+        <w:rPr>
+          <w:rFonts w:ascii="Inter" w:hAnsi="Inter" w:cs="Arial"/>
         </w:rPr>
         <w:t>►</w:t>
       </w:r>
       <w:r>
+        <w:rPr>
+          <w:rFonts w:ascii="Inter" w:hAnsi="Inter"/>
+        </w:rPr>
         <w:t xml:space="preserve"> Annual Claims Profile: $</w:t>
       </w:r>
       <w:proofErr w:type="gramStart"/>
       <w:r>
+        <w:rPr>
+          <w:rFonts w:ascii="Inter" w:hAnsi="Inter"/>
+        </w:rPr>
         <w:t xml:space="preserve">40,832.08  </w:t>
       </w:r>
       <w:r>
         <w:rPr>
-          <w:rFonts w:ascii="Calibri" w:hAnsi="Calibri" w:cs="Calibri"/>
+          <w:rFonts w:ascii="Times New Roman" w:hAnsi="Times New Roman" w:cs="Times New Roman"/>
         </w:rPr>
         <w:t>─</w:t>
       </w:r>
       <w:proofErr w:type="gramEnd"/>
       <w:r>
         <w:rPr>
-          <w:rFonts w:ascii="Calibri" w:hAnsi="Calibri" w:cs="Calibri"/>
+          <w:rFonts w:ascii="Times New Roman" w:hAnsi="Times New Roman" w:cs="Times New Roman"/>
         </w:rPr>
         <w:t>─</w:t>
       </w:r>
       <w:r>
         <w:rPr>
-          <w:rFonts w:ascii="Arial" w:hAnsi="Arial" w:cs="Arial"/>
+          <w:rFonts w:ascii="Inter" w:hAnsi="Inter" w:cs="Arial"/>
         </w:rPr>
         <w:t>►</w:t>
       </w:r>
       <w:r>
+        <w:rPr>
+          <w:rFonts w:ascii="Inter" w:hAnsi="Inter"/>
+        </w:rPr>
         <w:t xml:space="preserve"> Stage-2 Hypertension</w:t>
       </w:r>
     </w:p>
     <w:p>
-      <w:r>
+      <w:pPr>
+        <w:rPr>
+          <w:rFonts w:ascii="Inter" w:hAnsi="Inter"/>
+        </w:rPr>
+      </w:pPr>
+      <w:r>
+        <w:rPr>
+          <w:rFonts w:ascii="Inter" w:hAnsi="Inter"/>
+        </w:rPr>
         <w:t>[D = 60: Tier IV</w:t>
       </w:r>
       <w:proofErr w:type="gramStart"/>
       <w:r>
-        <w:t>]  ─</w:t>
+        <w:rPr>
+          <w:rFonts w:ascii="Inter" w:hAnsi="Inter"/>
+        </w:rPr>
+        <w:t xml:space="preserve">]  </w:t>
+      </w:r>
+      <w:r>
+        <w:rPr>
+          <w:rFonts w:ascii="Times New Roman" w:hAnsi="Times New Roman" w:cs="Times New Roman"/>
+        </w:rPr>
+        <w:t>─</w:t>
       </w:r>
       <w:proofErr w:type="gramEnd"/>
       <w:r>
+        <w:rPr>
+          <w:rFonts w:ascii="Times New Roman" w:hAnsi="Times New Roman" w:cs="Times New Roman"/>
+        </w:rPr>
         <w:t>─</w:t>
       </w:r>
       <w:r>
         <w:rPr>
-          <w:rFonts w:ascii="Arial" w:hAnsi="Arial" w:cs="Arial"/>
+          <w:rFonts w:ascii="Inter" w:hAnsi="Inter" w:cs="Arial"/>
         </w:rPr>
         <w:t>►</w:t>
       </w:r>
       <w:r>
+        <w:rPr>
+          <w:rFonts w:ascii="Inter" w:hAnsi="Inter"/>
+        </w:rPr>
         <w:t xml:space="preserve"> Annual Claims Profile: $</w:t>
       </w:r>
       <w:proofErr w:type="gramStart"/>
       <w:r>
-        <w:t>84,817.08  ─</w:t>
+        <w:rPr>
+          <w:rFonts w:ascii="Inter" w:hAnsi="Inter"/>
+        </w:rPr>
+        <w:t xml:space="preserve">84,817.08  </w:t>
+      </w:r>
+      <w:r>
+        <w:rPr>
+          <w:rFonts w:ascii="Times New Roman" w:hAnsi="Times New Roman" w:cs="Times New Roman"/>
+        </w:rPr>
+        <w:t>─</w:t>
       </w:r>
       <w:proofErr w:type="gramEnd"/>
       <w:r>
+        <w:rPr>
+          <w:rFonts w:ascii="Times New Roman" w:hAnsi="Times New Roman" w:cs="Times New Roman"/>
+        </w:rPr>
         <w:t>─</w:t>
       </w:r>
       <w:r>
         <w:rPr>
-          <w:rFonts w:ascii="Arial" w:hAnsi="Arial" w:cs="Arial"/>
+          <w:rFonts w:ascii="Inter" w:hAnsi="Inter" w:cs="Arial"/>
         </w:rPr>
         <w:t>►</w:t>
       </w:r>
       <w:r>
+        <w:rPr>
+          <w:rFonts w:ascii="Inter" w:hAnsi="Inter"/>
+        </w:rPr>
         <w:t xml:space="preserve"> High-Risk Hyperviscosity</w:t>
       </w:r>
     </w:p>
     <w:p>
-      <w:r>
+      <w:pPr>
+        <w:rPr>
+          <w:rFonts w:ascii="Inter" w:hAnsi="Inter"/>
+        </w:rPr>
+      </w:pPr>
+      <w:r>
+        <w:rPr>
+          <w:rFonts w:ascii="Inter" w:hAnsi="Inter"/>
+        </w:rPr>
         <w:t>[D = 100: Tier V</w:t>
       </w:r>
       <w:proofErr w:type="gramStart"/>
       <w:r>
-        <w:t>]  ─</w:t>
+        <w:rPr>
+          <w:rFonts w:ascii="Inter" w:hAnsi="Inter"/>
+        </w:rPr>
+        <w:t xml:space="preserve">]  </w:t>
+      </w:r>
+      <w:r>
+        <w:rPr>
+          <w:rFonts w:ascii="Times New Roman" w:hAnsi="Times New Roman" w:cs="Times New Roman"/>
+        </w:rPr>
+        <w:t>─</w:t>
       </w:r>
       <w:proofErr w:type="gramEnd"/>
       <w:r>
+        <w:rPr>
+          <w:rFonts w:ascii="Times New Roman" w:hAnsi="Times New Roman" w:cs="Times New Roman"/>
+        </w:rPr>
         <w:t>─</w:t>
       </w:r>
       <w:r>
         <w:rPr>
-          <w:rFonts w:ascii="Arial" w:hAnsi="Arial" w:cs="Arial"/>
+          <w:rFonts w:ascii="Inter" w:hAnsi="Inter" w:cs="Arial"/>
         </w:rPr>
         <w:t>►</w:t>
       </w:r>
       <w:r>
+        <w:rPr>
+          <w:rFonts w:ascii="Inter" w:hAnsi="Inter"/>
+        </w:rPr>
         <w:t xml:space="preserve"> Annual Claims Profile: $243,881.25 </w:t>
       </w:r>
       <w:r>
         <w:rPr>
-          <w:rFonts w:ascii="Calibri" w:hAnsi="Calibri" w:cs="Calibri"/>
+          <w:rFonts w:ascii="Times New Roman" w:hAnsi="Times New Roman" w:cs="Times New Roman"/>
         </w:rPr>
         <w:t>──</w:t>
       </w:r>
       <w:r>
         <w:rPr>
-          <w:rFonts w:ascii="Arial" w:hAnsi="Arial" w:cs="Arial"/>
+          <w:rFonts w:ascii="Inter" w:hAnsi="Inter" w:cs="Arial"/>
         </w:rPr>
         <w:t>►</w:t>
       </w:r>
       <w:r>
+        <w:rPr>
+          <w:rFonts w:ascii="Inter" w:hAnsi="Inter"/>
+        </w:rPr>
         <w:t xml:space="preserve"> Critical ICCU Overload</w:t>
       </w:r>
     </w:p>
-    <w:p/>
-    <w:p/>
-    <w:p/>
-    <w:p/>
-    <w:p/>
-    <w:p/>
-    <w:p/>
-    <w:p/>
-    <w:p/>
-    <w:p/>
-    <w:p/>
-    <w:p/>
-    <w:p/>
-    <w:p/>
+    <w:p>
+      <w:pPr>
+        <w:rPr>
+          <w:rFonts w:ascii="Inter" w:hAnsi="Inter"/>
+        </w:rPr>
+      </w:pPr>
+    </w:p>
+    <w:p>
+      <w:pPr>
+        <w:rPr>
+          <w:rFonts w:ascii="Inter" w:hAnsi="Inter"/>
+        </w:rPr>
+      </w:pPr>
+    </w:p>
+    <w:p>
+      <w:pPr>
+        <w:rPr>
+          <w:rFonts w:ascii="Inter" w:hAnsi="Inter"/>
+        </w:rPr>
+      </w:pPr>
+    </w:p>
+    <w:p>
+      <w:pPr>
+        <w:rPr>
+          <w:rFonts w:ascii="Inter" w:hAnsi="Inter"/>
+        </w:rPr>
+      </w:pPr>
+    </w:p>
+    <w:p>
+      <w:pPr>
+        <w:rPr>
+          <w:rFonts w:ascii="Inter" w:hAnsi="Inter"/>
+        </w:rPr>
+      </w:pPr>
+    </w:p>
+    <w:p>
+      <w:pPr>
+        <w:rPr>
+          <w:rFonts w:ascii="Inter" w:hAnsi="Inter"/>
+        </w:rPr>
+      </w:pPr>
+    </w:p>
+    <w:p>
+      <w:pPr>
+        <w:rPr>
+          <w:rFonts w:ascii="Inter" w:hAnsi="Inter"/>
+        </w:rPr>
+      </w:pPr>
+    </w:p>
+    <w:p>
+      <w:pPr>
+        <w:rPr>
+          <w:rFonts w:ascii="Inter" w:hAnsi="Inter"/>
+        </w:rPr>
+      </w:pPr>
+    </w:p>
+    <w:p>
+      <w:pPr>
+        <w:rPr>
+          <w:rFonts w:ascii="Inter" w:hAnsi="Inter"/>
+        </w:rPr>
+      </w:pPr>
+    </w:p>
+    <w:p>
+      <w:pPr>
+        <w:rPr>
+          <w:rFonts w:ascii="Inter" w:hAnsi="Inter"/>
+        </w:rPr>
+      </w:pPr>
+    </w:p>
+    <w:p>
+      <w:pPr>
+        <w:rPr>
+          <w:rFonts w:ascii="Inter" w:hAnsi="Inter"/>
+        </w:rPr>
+      </w:pPr>
+    </w:p>
     <w:p>
       <w:pPr>
         <w:pStyle w:val="Heading1"/>
         <w:rPr>
-          <w:b/>
-          <w:bCs/>
-        </w:rPr>
-      </w:pPr>
-      <w:r>
-        <w:rPr>
+          <w:rFonts w:ascii="Inter" w:hAnsi="Inter"/>
+          <w:b/>
+          <w:bCs/>
+        </w:rPr>
+      </w:pPr>
+      <w:r>
+        <w:rPr>
+          <w:rFonts w:ascii="Inter" w:hAnsi="Inter"/>
           <w:b/>
           <w:bCs/>
         </w:rPr>
@@ -870,326 +1610,1026 @@
       </w:r>
     </w:p>
     <w:p>
-      <w:r>
+      <w:pPr>
+        <w:rPr>
+          <w:rFonts w:ascii="Inter" w:hAnsi="Inter"/>
+        </w:rPr>
+      </w:pPr>
+      <w:r>
+        <w:rPr>
+          <w:rFonts w:ascii="Inter" w:hAnsi="Inter"/>
+        </w:rPr>
         <w:t>Our specialized pharmaceutical suite is explicitly formulated to intercept patients trending toward high-cost billing tiers (Tiers III, IV, and V) by restoring rheological fluid dynamics and vascular compliance.</w:t>
       </w:r>
     </w:p>
     <w:p>
-      <w:r>
+      <w:pPr>
+        <w:rPr>
+          <w:rFonts w:ascii="Inter" w:hAnsi="Inter"/>
+          <w:sz w:val="16"/>
+          <w:szCs w:val="16"/>
+        </w:rPr>
+      </w:pPr>
+      <w:r>
+        <w:rPr>
+          <w:rFonts w:ascii="MS Mincho" w:eastAsia="MS Mincho" w:hAnsi="MS Mincho" w:cs="MS Mincho" w:hint="eastAsia"/>
+          <w:sz w:val="16"/>
+          <w:szCs w:val="16"/>
+        </w:rPr>
         <w:t>┌─────────────────────────────────────────────────────────────────────────────┐</w:t>
       </w:r>
     </w:p>
     <w:p>
-      <w:r>
-        <w:t>│                    OUR PROPRIETARY CARDIOVASCULAR REGIMEN                   │</w:t>
-      </w:r>
-    </w:p>
-    <w:p>
-      <w:r>
-        <w:rPr>
-          <w:rFonts w:ascii="MS Gothic" w:eastAsia="MS Gothic" w:hAnsi="MS Gothic" w:cs="MS Gothic" w:hint="eastAsia"/>
+      <w:pPr>
+        <w:rPr>
+          <w:rFonts w:ascii="Inter" w:hAnsi="Inter"/>
+          <w:sz w:val="16"/>
+          <w:szCs w:val="16"/>
+        </w:rPr>
+      </w:pPr>
+      <w:r>
+        <w:rPr>
+          <w:rFonts w:ascii="MS Mincho" w:eastAsia="MS Mincho" w:hAnsi="MS Mincho" w:cs="MS Mincho" w:hint="eastAsia"/>
+          <w:sz w:val="16"/>
+          <w:szCs w:val="16"/>
+        </w:rPr>
+        <w:t>│</w:t>
+      </w:r>
+      <w:r>
+        <w:rPr>
+          <w:rFonts w:ascii="Inter" w:hAnsi="Inter"/>
+          <w:sz w:val="16"/>
+          <w:szCs w:val="16"/>
+        </w:rPr>
+        <w:t xml:space="preserve">                    OUR PROPRIETARY CARDIOVASCULAR REGIMEN                   </w:t>
+      </w:r>
+      <w:r>
+        <w:rPr>
+          <w:rFonts w:ascii="MS Mincho" w:eastAsia="MS Mincho" w:hAnsi="MS Mincho" w:cs="MS Mincho" w:hint="eastAsia"/>
+          <w:sz w:val="16"/>
+          <w:szCs w:val="16"/>
+        </w:rPr>
+        <w:t>│</w:t>
+      </w:r>
+    </w:p>
+    <w:p>
+      <w:pPr>
+        <w:rPr>
+          <w:rFonts w:ascii="Inter" w:hAnsi="Inter"/>
+          <w:sz w:val="16"/>
+          <w:szCs w:val="16"/>
+        </w:rPr>
+      </w:pPr>
+      <w:r>
+        <w:rPr>
+          <w:rFonts w:ascii="MS Mincho" w:eastAsia="MS Mincho" w:hAnsi="MS Mincho" w:cs="MS Mincho" w:hint="eastAsia"/>
+          <w:sz w:val="16"/>
+          <w:szCs w:val="16"/>
         </w:rPr>
         <w:t>├</w:t>
       </w:r>
       <w:r>
         <w:rPr>
-          <w:rFonts w:ascii="Calibri" w:hAnsi="Calibri" w:cs="Calibri"/>
+          <w:rFonts w:ascii="Times New Roman" w:hAnsi="Times New Roman" w:cs="Times New Roman"/>
+          <w:sz w:val="16"/>
+          <w:szCs w:val="16"/>
         </w:rPr>
         <w:t>───────────────────</w:t>
       </w:r>
       <w:r>
         <w:rPr>
-          <w:rFonts w:ascii="MS Gothic" w:eastAsia="MS Gothic" w:hAnsi="MS Gothic" w:cs="MS Gothic" w:hint="eastAsia"/>
+          <w:rFonts w:ascii="MS Mincho" w:eastAsia="MS Mincho" w:hAnsi="MS Mincho" w:cs="MS Mincho" w:hint="eastAsia"/>
+          <w:sz w:val="16"/>
+          <w:szCs w:val="16"/>
         </w:rPr>
         <w:t>┬</w:t>
       </w:r>
       <w:r>
         <w:rPr>
-          <w:rFonts w:ascii="Calibri" w:hAnsi="Calibri" w:cs="Calibri"/>
+          <w:rFonts w:ascii="Times New Roman" w:hAnsi="Times New Roman" w:cs="Times New Roman"/>
+          <w:sz w:val="16"/>
+          <w:szCs w:val="16"/>
         </w:rPr>
         <w:t>──────────────────────────</w:t>
       </w:r>
       <w:r>
         <w:rPr>
-          <w:rFonts w:ascii="MS Gothic" w:eastAsia="MS Gothic" w:hAnsi="MS Gothic" w:cs="MS Gothic" w:hint="eastAsia"/>
+          <w:rFonts w:ascii="MS Mincho" w:eastAsia="MS Mincho" w:hAnsi="MS Mincho" w:cs="MS Mincho" w:hint="eastAsia"/>
+          <w:sz w:val="16"/>
+          <w:szCs w:val="16"/>
         </w:rPr>
         <w:t>┬</w:t>
       </w:r>
       <w:r>
         <w:rPr>
-          <w:rFonts w:ascii="Calibri" w:hAnsi="Calibri" w:cs="Calibri"/>
+          <w:rFonts w:ascii="Times New Roman" w:hAnsi="Times New Roman" w:cs="Times New Roman"/>
+          <w:sz w:val="16"/>
+          <w:szCs w:val="16"/>
         </w:rPr>
         <w:t>──────────────────────────────</w:t>
       </w:r>
       <w:r>
         <w:rPr>
-          <w:rFonts w:ascii="MS Gothic" w:eastAsia="MS Gothic" w:hAnsi="MS Gothic" w:cs="MS Gothic" w:hint="eastAsia"/>
+          <w:rFonts w:ascii="MS Mincho" w:eastAsia="MS Mincho" w:hAnsi="MS Mincho" w:cs="MS Mincho" w:hint="eastAsia"/>
+          <w:sz w:val="16"/>
+          <w:szCs w:val="16"/>
         </w:rPr>
         <w:t>┤</w:t>
       </w:r>
     </w:p>
     <w:p>
-      <w:r>
-        <w:t>│ Brand Name        │ Clinical Composition     │ Professional Acquisition     │</w:t>
-      </w:r>
-    </w:p>
-    <w:p>
-      <w:r>
-        <w:rPr>
-          <w:rFonts w:ascii="MS Gothic" w:eastAsia="MS Gothic" w:hAnsi="MS Gothic" w:cs="MS Gothic" w:hint="eastAsia"/>
+      <w:pPr>
+        <w:rPr>
+          <w:rFonts w:ascii="Inter" w:hAnsi="Inter"/>
+          <w:sz w:val="16"/>
+          <w:szCs w:val="16"/>
+        </w:rPr>
+      </w:pPr>
+      <w:r>
+        <w:rPr>
+          <w:rFonts w:ascii="MS Mincho" w:eastAsia="MS Mincho" w:hAnsi="MS Mincho" w:cs="MS Mincho" w:hint="eastAsia"/>
+          <w:sz w:val="16"/>
+          <w:szCs w:val="16"/>
+        </w:rPr>
+        <w:t>│</w:t>
+      </w:r>
+      <w:r>
+        <w:rPr>
+          <w:rFonts w:ascii="Inter" w:hAnsi="Inter"/>
+          <w:sz w:val="16"/>
+          <w:szCs w:val="16"/>
+        </w:rPr>
+        <w:t xml:space="preserve"> Brand Name        </w:t>
+      </w:r>
+      <w:r>
+        <w:rPr>
+          <w:rFonts w:ascii="MS Mincho" w:eastAsia="MS Mincho" w:hAnsi="MS Mincho" w:cs="MS Mincho" w:hint="eastAsia"/>
+          <w:sz w:val="16"/>
+          <w:szCs w:val="16"/>
+        </w:rPr>
+        <w:t>│</w:t>
+      </w:r>
+      <w:r>
+        <w:rPr>
+          <w:rFonts w:ascii="Inter" w:hAnsi="Inter"/>
+          <w:sz w:val="16"/>
+          <w:szCs w:val="16"/>
+        </w:rPr>
+        <w:t xml:space="preserve"> Clinical Composition     </w:t>
+      </w:r>
+      <w:r>
+        <w:rPr>
+          <w:rFonts w:ascii="MS Mincho" w:eastAsia="MS Mincho" w:hAnsi="MS Mincho" w:cs="MS Mincho" w:hint="eastAsia"/>
+          <w:sz w:val="16"/>
+          <w:szCs w:val="16"/>
+        </w:rPr>
+        <w:t>│</w:t>
+      </w:r>
+      <w:r>
+        <w:rPr>
+          <w:rFonts w:ascii="Inter" w:hAnsi="Inter"/>
+          <w:sz w:val="16"/>
+          <w:szCs w:val="16"/>
+        </w:rPr>
+        <w:t xml:space="preserve"> Professional Acquisition     </w:t>
+      </w:r>
+      <w:r>
+        <w:rPr>
+          <w:rFonts w:ascii="MS Mincho" w:eastAsia="MS Mincho" w:hAnsi="MS Mincho" w:cs="MS Mincho" w:hint="eastAsia"/>
+          <w:sz w:val="16"/>
+          <w:szCs w:val="16"/>
+        </w:rPr>
+        <w:t>│</w:t>
+      </w:r>
+    </w:p>
+    <w:p>
+      <w:pPr>
+        <w:rPr>
+          <w:rFonts w:ascii="Inter" w:hAnsi="Inter"/>
+          <w:sz w:val="16"/>
+          <w:szCs w:val="16"/>
+        </w:rPr>
+      </w:pPr>
+      <w:r>
+        <w:rPr>
+          <w:rFonts w:ascii="MS Mincho" w:eastAsia="MS Mincho" w:hAnsi="MS Mincho" w:cs="MS Mincho" w:hint="eastAsia"/>
+          <w:sz w:val="16"/>
+          <w:szCs w:val="16"/>
         </w:rPr>
         <w:t>├</w:t>
       </w:r>
       <w:r>
         <w:rPr>
-          <w:rFonts w:ascii="Calibri" w:hAnsi="Calibri" w:cs="Calibri"/>
+          <w:rFonts w:ascii="Times New Roman" w:hAnsi="Times New Roman" w:cs="Times New Roman"/>
+          <w:sz w:val="16"/>
+          <w:szCs w:val="16"/>
         </w:rPr>
         <w:t>───────────────────</w:t>
       </w:r>
       <w:r>
         <w:rPr>
-          <w:rFonts w:ascii="MS Gothic" w:eastAsia="MS Gothic" w:hAnsi="MS Gothic" w:cs="MS Gothic" w:hint="eastAsia"/>
+          <w:rFonts w:ascii="MS Mincho" w:eastAsia="MS Mincho" w:hAnsi="MS Mincho" w:cs="MS Mincho" w:hint="eastAsia"/>
+          <w:sz w:val="16"/>
+          <w:szCs w:val="16"/>
         </w:rPr>
         <w:t>┼</w:t>
       </w:r>
       <w:r>
         <w:rPr>
-          <w:rFonts w:ascii="Calibri" w:hAnsi="Calibri" w:cs="Calibri"/>
+          <w:rFonts w:ascii="Times New Roman" w:hAnsi="Times New Roman" w:cs="Times New Roman"/>
+          <w:sz w:val="16"/>
+          <w:szCs w:val="16"/>
         </w:rPr>
         <w:t>──────────────────────────</w:t>
       </w:r>
       <w:r>
         <w:rPr>
-          <w:rFonts w:ascii="MS Gothic" w:eastAsia="MS Gothic" w:hAnsi="MS Gothic" w:cs="MS Gothic" w:hint="eastAsia"/>
+          <w:rFonts w:ascii="MS Mincho" w:eastAsia="MS Mincho" w:hAnsi="MS Mincho" w:cs="MS Mincho" w:hint="eastAsia"/>
+          <w:sz w:val="16"/>
+          <w:szCs w:val="16"/>
         </w:rPr>
         <w:t>┼</w:t>
       </w:r>
       <w:r>
         <w:rPr>
-          <w:rFonts w:ascii="Calibri" w:hAnsi="Calibri" w:cs="Calibri"/>
+          <w:rFonts w:ascii="Times New Roman" w:hAnsi="Times New Roman" w:cs="Times New Roman"/>
+          <w:sz w:val="16"/>
+          <w:szCs w:val="16"/>
         </w:rPr>
         <w:t>──────────────────────────────</w:t>
       </w:r>
       <w:r>
         <w:rPr>
-          <w:rFonts w:ascii="MS Gothic" w:eastAsia="MS Gothic" w:hAnsi="MS Gothic" w:cs="MS Gothic" w:hint="eastAsia"/>
+          <w:rFonts w:ascii="MS Mincho" w:eastAsia="MS Mincho" w:hAnsi="MS Mincho" w:cs="MS Mincho" w:hint="eastAsia"/>
+          <w:sz w:val="16"/>
+          <w:szCs w:val="16"/>
         </w:rPr>
         <w:t>┤</w:t>
       </w:r>
     </w:p>
     <w:p>
-      <w:r>
-        <w:t xml:space="preserve">│ </w:t>
+      <w:pPr>
+        <w:rPr>
+          <w:rFonts w:ascii="Inter" w:hAnsi="Inter"/>
+          <w:sz w:val="16"/>
+          <w:szCs w:val="16"/>
+        </w:rPr>
+      </w:pPr>
+      <w:r>
+        <w:rPr>
+          <w:rFonts w:ascii="MS Mincho" w:eastAsia="MS Mincho" w:hAnsi="MS Mincho" w:cs="MS Mincho" w:hint="eastAsia"/>
+          <w:sz w:val="16"/>
+          <w:szCs w:val="16"/>
+        </w:rPr>
+        <w:t>│</w:t>
+      </w:r>
+      <w:r>
+        <w:rPr>
+          <w:rFonts w:ascii="Inter" w:hAnsi="Inter"/>
+          <w:sz w:val="16"/>
+          <w:szCs w:val="16"/>
+        </w:rPr>
+        <w:t xml:space="preserve"> </w:t>
       </w:r>
       <w:proofErr w:type="spellStart"/>
       <w:r>
+        <w:rPr>
+          <w:rFonts w:ascii="Inter" w:hAnsi="Inter"/>
+          <w:sz w:val="16"/>
+          <w:szCs w:val="16"/>
+        </w:rPr>
         <w:t>AlnayaSN</w:t>
       </w:r>
       <w:proofErr w:type="spellEnd"/>
       <w:r>
-        <w:t>®         │ Nicotinic Acid USP       │ $1,009.00 / 30-day supply    │</w:t>
-      </w:r>
-    </w:p>
-    <w:p>
-      <w:r>
-        <w:t>│                   │ 1500mg (3x 500mg/</w:t>
+        <w:rPr>
+          <w:rFonts w:ascii="Inter" w:hAnsi="Inter" w:cs="Inter"/>
+          <w:sz w:val="16"/>
+          <w:szCs w:val="16"/>
+        </w:rPr>
+        <w:t>®</w:t>
+      </w:r>
+      <w:r>
+        <w:rPr>
+          <w:rFonts w:ascii="Inter" w:hAnsi="Inter"/>
+          <w:sz w:val="16"/>
+          <w:szCs w:val="16"/>
+        </w:rPr>
+        <w:t xml:space="preserve">         </w:t>
+      </w:r>
+      <w:r>
+        <w:rPr>
+          <w:rFonts w:ascii="MS Mincho" w:eastAsia="MS Mincho" w:hAnsi="MS Mincho" w:cs="MS Mincho" w:hint="eastAsia"/>
+          <w:sz w:val="16"/>
+          <w:szCs w:val="16"/>
+        </w:rPr>
+        <w:t>│</w:t>
+      </w:r>
+      <w:r>
+        <w:rPr>
+          <w:rFonts w:ascii="Inter" w:hAnsi="Inter"/>
+          <w:sz w:val="16"/>
+          <w:szCs w:val="16"/>
+        </w:rPr>
+        <w:t xml:space="preserve"> Nicotinic Acid USP       </w:t>
+      </w:r>
+      <w:r>
+        <w:rPr>
+          <w:rFonts w:ascii="MS Mincho" w:eastAsia="MS Mincho" w:hAnsi="MS Mincho" w:cs="MS Mincho" w:hint="eastAsia"/>
+          <w:sz w:val="16"/>
+          <w:szCs w:val="16"/>
+        </w:rPr>
+        <w:t>│</w:t>
+      </w:r>
+      <w:r>
+        <w:rPr>
+          <w:rFonts w:ascii="Inter" w:hAnsi="Inter"/>
+          <w:sz w:val="16"/>
+          <w:szCs w:val="16"/>
+        </w:rPr>
+        <w:t xml:space="preserve"> $1,009.00 / 30-day supply    </w:t>
+      </w:r>
+      <w:r>
+        <w:rPr>
+          <w:rFonts w:ascii="MS Mincho" w:eastAsia="MS Mincho" w:hAnsi="MS Mincho" w:cs="MS Mincho" w:hint="eastAsia"/>
+          <w:sz w:val="16"/>
+          <w:szCs w:val="16"/>
+        </w:rPr>
+        <w:t>│</w:t>
+      </w:r>
+    </w:p>
+    <w:p>
+      <w:pPr>
+        <w:rPr>
+          <w:rFonts w:ascii="Inter" w:hAnsi="Inter"/>
+          <w:sz w:val="16"/>
+          <w:szCs w:val="16"/>
+        </w:rPr>
+      </w:pPr>
+      <w:r>
+        <w:rPr>
+          <w:rFonts w:ascii="MS Mincho" w:eastAsia="MS Mincho" w:hAnsi="MS Mincho" w:cs="MS Mincho" w:hint="eastAsia"/>
+          <w:sz w:val="16"/>
+          <w:szCs w:val="16"/>
+        </w:rPr>
+        <w:t>│</w:t>
+      </w:r>
+      <w:r>
+        <w:rPr>
+          <w:rFonts w:ascii="Inter" w:hAnsi="Inter"/>
+          <w:sz w:val="16"/>
+          <w:szCs w:val="16"/>
+        </w:rPr>
+        <w:t xml:space="preserve">                   </w:t>
+      </w:r>
+      <w:r>
+        <w:rPr>
+          <w:rFonts w:ascii="MS Mincho" w:eastAsia="MS Mincho" w:hAnsi="MS Mincho" w:cs="MS Mincho" w:hint="eastAsia"/>
+          <w:sz w:val="16"/>
+          <w:szCs w:val="16"/>
+        </w:rPr>
+        <w:t>│</w:t>
+      </w:r>
+      <w:r>
+        <w:rPr>
+          <w:rFonts w:ascii="Inter" w:hAnsi="Inter"/>
+          <w:sz w:val="16"/>
+          <w:szCs w:val="16"/>
+        </w:rPr>
+        <w:t xml:space="preserve"> 1500mg (3x 500mg/</w:t>
       </w:r>
       <w:proofErr w:type="gramStart"/>
       <w:r>
+        <w:rPr>
+          <w:rFonts w:ascii="Inter" w:hAnsi="Inter"/>
+          <w:sz w:val="16"/>
+          <w:szCs w:val="16"/>
+        </w:rPr>
         <w:t xml:space="preserve">day)   </w:t>
       </w:r>
       <w:proofErr w:type="gramEnd"/>
       <w:r>
-        <w:t xml:space="preserve"> │ (Annualized: $12,276.17)     │</w:t>
-      </w:r>
-    </w:p>
-    <w:p>
-      <w:r>
-        <w:rPr>
-          <w:rFonts w:ascii="MS Gothic" w:eastAsia="MS Gothic" w:hAnsi="MS Gothic" w:cs="MS Gothic" w:hint="eastAsia"/>
+        <w:rPr>
+          <w:rFonts w:ascii="Inter" w:hAnsi="Inter"/>
+          <w:sz w:val="16"/>
+          <w:szCs w:val="16"/>
+        </w:rPr>
+        <w:t xml:space="preserve"> </w:t>
+      </w:r>
+      <w:r>
+        <w:rPr>
+          <w:rFonts w:ascii="MS Mincho" w:eastAsia="MS Mincho" w:hAnsi="MS Mincho" w:cs="MS Mincho" w:hint="eastAsia"/>
+          <w:sz w:val="16"/>
+          <w:szCs w:val="16"/>
+        </w:rPr>
+        <w:t>│</w:t>
+      </w:r>
+      <w:r>
+        <w:rPr>
+          <w:rFonts w:ascii="Inter" w:hAnsi="Inter"/>
+          <w:sz w:val="16"/>
+          <w:szCs w:val="16"/>
+        </w:rPr>
+        <w:t xml:space="preserve"> (Annualized: $12,276.17)     </w:t>
+      </w:r>
+      <w:r>
+        <w:rPr>
+          <w:rFonts w:ascii="MS Mincho" w:eastAsia="MS Mincho" w:hAnsi="MS Mincho" w:cs="MS Mincho" w:hint="eastAsia"/>
+          <w:sz w:val="16"/>
+          <w:szCs w:val="16"/>
+        </w:rPr>
+        <w:t>│</w:t>
+      </w:r>
+    </w:p>
+    <w:p>
+      <w:pPr>
+        <w:rPr>
+          <w:rFonts w:ascii="Inter" w:hAnsi="Inter"/>
+          <w:sz w:val="16"/>
+          <w:szCs w:val="16"/>
+        </w:rPr>
+      </w:pPr>
+      <w:r>
+        <w:rPr>
+          <w:rFonts w:ascii="MS Mincho" w:eastAsia="MS Mincho" w:hAnsi="MS Mincho" w:cs="MS Mincho" w:hint="eastAsia"/>
+          <w:sz w:val="16"/>
+          <w:szCs w:val="16"/>
         </w:rPr>
         <w:t>├</w:t>
       </w:r>
       <w:r>
         <w:rPr>
-          <w:rFonts w:ascii="Calibri" w:hAnsi="Calibri" w:cs="Calibri"/>
+          <w:rFonts w:ascii="Times New Roman" w:hAnsi="Times New Roman" w:cs="Times New Roman"/>
+          <w:sz w:val="16"/>
+          <w:szCs w:val="16"/>
         </w:rPr>
         <w:t>───────────────────</w:t>
       </w:r>
       <w:r>
         <w:rPr>
-          <w:rFonts w:ascii="MS Gothic" w:eastAsia="MS Gothic" w:hAnsi="MS Gothic" w:cs="MS Gothic" w:hint="eastAsia"/>
+          <w:rFonts w:ascii="MS Mincho" w:eastAsia="MS Mincho" w:hAnsi="MS Mincho" w:cs="MS Mincho" w:hint="eastAsia"/>
+          <w:sz w:val="16"/>
+          <w:szCs w:val="16"/>
         </w:rPr>
         <w:t>┼</w:t>
       </w:r>
       <w:r>
         <w:rPr>
-          <w:rFonts w:ascii="Calibri" w:hAnsi="Calibri" w:cs="Calibri"/>
+          <w:rFonts w:ascii="Times New Roman" w:hAnsi="Times New Roman" w:cs="Times New Roman"/>
+          <w:sz w:val="16"/>
+          <w:szCs w:val="16"/>
         </w:rPr>
         <w:t>──────────────────────────</w:t>
       </w:r>
       <w:r>
         <w:rPr>
-          <w:rFonts w:ascii="MS Gothic" w:eastAsia="MS Gothic" w:hAnsi="MS Gothic" w:cs="MS Gothic" w:hint="eastAsia"/>
+          <w:rFonts w:ascii="MS Mincho" w:eastAsia="MS Mincho" w:hAnsi="MS Mincho" w:cs="MS Mincho" w:hint="eastAsia"/>
+          <w:sz w:val="16"/>
+          <w:szCs w:val="16"/>
         </w:rPr>
         <w:t>┼</w:t>
       </w:r>
       <w:r>
         <w:rPr>
-          <w:rFonts w:ascii="Calibri" w:hAnsi="Calibri" w:cs="Calibri"/>
+          <w:rFonts w:ascii="Times New Roman" w:hAnsi="Times New Roman" w:cs="Times New Roman"/>
+          <w:sz w:val="16"/>
+          <w:szCs w:val="16"/>
         </w:rPr>
         <w:t>──────────────────────────────</w:t>
       </w:r>
       <w:r>
         <w:rPr>
-          <w:rFonts w:ascii="MS Gothic" w:eastAsia="MS Gothic" w:hAnsi="MS Gothic" w:cs="MS Gothic" w:hint="eastAsia"/>
+          <w:rFonts w:ascii="MS Mincho" w:eastAsia="MS Mincho" w:hAnsi="MS Mincho" w:cs="MS Mincho" w:hint="eastAsia"/>
+          <w:sz w:val="16"/>
+          <w:szCs w:val="16"/>
         </w:rPr>
         <w:t>┤</w:t>
       </w:r>
     </w:p>
     <w:p>
-      <w:r>
-        <w:t xml:space="preserve">│ </w:t>
+      <w:pPr>
+        <w:rPr>
+          <w:rFonts w:ascii="Inter" w:hAnsi="Inter"/>
+          <w:sz w:val="16"/>
+          <w:szCs w:val="16"/>
+        </w:rPr>
+      </w:pPr>
+      <w:r>
+        <w:rPr>
+          <w:rFonts w:ascii="MS Mincho" w:eastAsia="MS Mincho" w:hAnsi="MS Mincho" w:cs="MS Mincho" w:hint="eastAsia"/>
+          <w:sz w:val="16"/>
+          <w:szCs w:val="16"/>
+        </w:rPr>
+        <w:t>│</w:t>
+      </w:r>
+      <w:r>
+        <w:rPr>
+          <w:rFonts w:ascii="Inter" w:hAnsi="Inter"/>
+          <w:sz w:val="16"/>
+          <w:szCs w:val="16"/>
+        </w:rPr>
+        <w:t xml:space="preserve"> </w:t>
       </w:r>
       <w:proofErr w:type="spellStart"/>
       <w:r>
+        <w:rPr>
+          <w:rFonts w:ascii="Inter" w:hAnsi="Inter"/>
+          <w:sz w:val="16"/>
+          <w:szCs w:val="16"/>
+        </w:rPr>
         <w:t>TsinKX</w:t>
       </w:r>
       <w:proofErr w:type="spellEnd"/>
       <w:r>
-        <w:t xml:space="preserve">®           │ </w:t>
+        <w:rPr>
+          <w:rFonts w:ascii="Inter" w:hAnsi="Inter" w:cs="Inter"/>
+          <w:sz w:val="16"/>
+          <w:szCs w:val="16"/>
+        </w:rPr>
+        <w:t>®</w:t>
+      </w:r>
+      <w:r>
+        <w:rPr>
+          <w:rFonts w:ascii="Inter" w:hAnsi="Inter"/>
+          <w:sz w:val="16"/>
+          <w:szCs w:val="16"/>
+        </w:rPr>
+        <w:t xml:space="preserve">           </w:t>
+      </w:r>
+      <w:r>
+        <w:rPr>
+          <w:rFonts w:ascii="MS Mincho" w:eastAsia="MS Mincho" w:hAnsi="MS Mincho" w:cs="MS Mincho" w:hint="eastAsia"/>
+          <w:sz w:val="16"/>
+          <w:szCs w:val="16"/>
+        </w:rPr>
+        <w:t>│</w:t>
+      </w:r>
+      <w:r>
+        <w:rPr>
+          <w:rFonts w:ascii="Inter" w:hAnsi="Inter"/>
+          <w:sz w:val="16"/>
+          <w:szCs w:val="16"/>
+        </w:rPr>
+        <w:t xml:space="preserve"> </w:t>
       </w:r>
       <w:proofErr w:type="spellStart"/>
       <w:r>
+        <w:rPr>
+          <w:rFonts w:ascii="Inter" w:hAnsi="Inter"/>
+          <w:sz w:val="16"/>
+          <w:szCs w:val="16"/>
+        </w:rPr>
         <w:t>Zincum</w:t>
       </w:r>
       <w:proofErr w:type="spellEnd"/>
       <w:r>
-        <w:t xml:space="preserve">                   │ $418.00 / 30-day supply      │</w:t>
-      </w:r>
-    </w:p>
-    <w:p>
-      <w:r>
-        <w:t>│                   │ 200mg (2x 100mg/</w:t>
+        <w:rPr>
+          <w:rFonts w:ascii="Inter" w:hAnsi="Inter"/>
+          <w:sz w:val="16"/>
+          <w:szCs w:val="16"/>
+        </w:rPr>
+        <w:t xml:space="preserve">                   </w:t>
+      </w:r>
+      <w:r>
+        <w:rPr>
+          <w:rFonts w:ascii="MS Mincho" w:eastAsia="MS Mincho" w:hAnsi="MS Mincho" w:cs="MS Mincho" w:hint="eastAsia"/>
+          <w:sz w:val="16"/>
+          <w:szCs w:val="16"/>
+        </w:rPr>
+        <w:t>│</w:t>
+      </w:r>
+      <w:r>
+        <w:rPr>
+          <w:rFonts w:ascii="Inter" w:hAnsi="Inter"/>
+          <w:sz w:val="16"/>
+          <w:szCs w:val="16"/>
+        </w:rPr>
+        <w:t xml:space="preserve"> $418.00 / 30-day supply      </w:t>
+      </w:r>
+      <w:r>
+        <w:rPr>
+          <w:rFonts w:ascii="MS Mincho" w:eastAsia="MS Mincho" w:hAnsi="MS Mincho" w:cs="MS Mincho" w:hint="eastAsia"/>
+          <w:sz w:val="16"/>
+          <w:szCs w:val="16"/>
+        </w:rPr>
+        <w:t>│</w:t>
+      </w:r>
+    </w:p>
+    <w:p>
+      <w:pPr>
+        <w:rPr>
+          <w:rFonts w:ascii="Inter" w:hAnsi="Inter"/>
+          <w:sz w:val="16"/>
+          <w:szCs w:val="16"/>
+        </w:rPr>
+      </w:pPr>
+      <w:r>
+        <w:rPr>
+          <w:rFonts w:ascii="MS Mincho" w:eastAsia="MS Mincho" w:hAnsi="MS Mincho" w:cs="MS Mincho" w:hint="eastAsia"/>
+          <w:sz w:val="16"/>
+          <w:szCs w:val="16"/>
+        </w:rPr>
+        <w:t>│</w:t>
+      </w:r>
+      <w:r>
+        <w:rPr>
+          <w:rFonts w:ascii="Inter" w:hAnsi="Inter"/>
+          <w:sz w:val="16"/>
+          <w:szCs w:val="16"/>
+        </w:rPr>
+        <w:t xml:space="preserve">                   </w:t>
+      </w:r>
+      <w:r>
+        <w:rPr>
+          <w:rFonts w:ascii="MS Mincho" w:eastAsia="MS Mincho" w:hAnsi="MS Mincho" w:cs="MS Mincho" w:hint="eastAsia"/>
+          <w:sz w:val="16"/>
+          <w:szCs w:val="16"/>
+        </w:rPr>
+        <w:t>│</w:t>
+      </w:r>
+      <w:r>
+        <w:rPr>
+          <w:rFonts w:ascii="Inter" w:hAnsi="Inter"/>
+          <w:sz w:val="16"/>
+          <w:szCs w:val="16"/>
+        </w:rPr>
+        <w:t xml:space="preserve"> 200mg (2x 100mg/</w:t>
       </w:r>
       <w:proofErr w:type="gramStart"/>
       <w:r>
+        <w:rPr>
+          <w:rFonts w:ascii="Inter" w:hAnsi="Inter"/>
+          <w:sz w:val="16"/>
+          <w:szCs w:val="16"/>
+        </w:rPr>
         <w:t xml:space="preserve">day)   </w:t>
       </w:r>
       <w:proofErr w:type="gramEnd"/>
       <w:r>
-        <w:t xml:space="preserve">  │ (Annualized: $5,085.67)      │</w:t>
-      </w:r>
-    </w:p>
-    <w:p>
-      <w:r>
-        <w:rPr>
-          <w:rFonts w:ascii="MS Gothic" w:eastAsia="MS Gothic" w:hAnsi="MS Gothic" w:cs="MS Gothic" w:hint="eastAsia"/>
+        <w:rPr>
+          <w:rFonts w:ascii="Inter" w:hAnsi="Inter"/>
+          <w:sz w:val="16"/>
+          <w:szCs w:val="16"/>
+        </w:rPr>
+        <w:t xml:space="preserve">  </w:t>
+      </w:r>
+      <w:r>
+        <w:rPr>
+          <w:rFonts w:ascii="MS Mincho" w:eastAsia="MS Mincho" w:hAnsi="MS Mincho" w:cs="MS Mincho" w:hint="eastAsia"/>
+          <w:sz w:val="16"/>
+          <w:szCs w:val="16"/>
+        </w:rPr>
+        <w:t>│</w:t>
+      </w:r>
+      <w:r>
+        <w:rPr>
+          <w:rFonts w:ascii="Inter" w:hAnsi="Inter"/>
+          <w:sz w:val="16"/>
+          <w:szCs w:val="16"/>
+        </w:rPr>
+        <w:t xml:space="preserve"> (Annualized: $5,085.67)      </w:t>
+      </w:r>
+      <w:r>
+        <w:rPr>
+          <w:rFonts w:ascii="MS Mincho" w:eastAsia="MS Mincho" w:hAnsi="MS Mincho" w:cs="MS Mincho" w:hint="eastAsia"/>
+          <w:sz w:val="16"/>
+          <w:szCs w:val="16"/>
+        </w:rPr>
+        <w:t>│</w:t>
+      </w:r>
+    </w:p>
+    <w:p>
+      <w:pPr>
+        <w:rPr>
+          <w:rFonts w:ascii="Inter" w:hAnsi="Inter"/>
+          <w:sz w:val="16"/>
+          <w:szCs w:val="16"/>
+        </w:rPr>
+      </w:pPr>
+      <w:r>
+        <w:rPr>
+          <w:rFonts w:ascii="MS Mincho" w:eastAsia="MS Mincho" w:hAnsi="MS Mincho" w:cs="MS Mincho" w:hint="eastAsia"/>
+          <w:sz w:val="16"/>
+          <w:szCs w:val="16"/>
         </w:rPr>
         <w:t>├</w:t>
       </w:r>
       <w:r>
         <w:rPr>
-          <w:rFonts w:ascii="Calibri" w:hAnsi="Calibri" w:cs="Calibri"/>
+          <w:rFonts w:ascii="Times New Roman" w:hAnsi="Times New Roman" w:cs="Times New Roman"/>
+          <w:sz w:val="16"/>
+          <w:szCs w:val="16"/>
         </w:rPr>
         <w:t>───────────────────</w:t>
       </w:r>
       <w:r>
         <w:rPr>
-          <w:rFonts w:ascii="MS Gothic" w:eastAsia="MS Gothic" w:hAnsi="MS Gothic" w:cs="MS Gothic" w:hint="eastAsia"/>
+          <w:rFonts w:ascii="MS Mincho" w:eastAsia="MS Mincho" w:hAnsi="MS Mincho" w:cs="MS Mincho" w:hint="eastAsia"/>
+          <w:sz w:val="16"/>
+          <w:szCs w:val="16"/>
         </w:rPr>
         <w:t>┼</w:t>
       </w:r>
       <w:r>
         <w:rPr>
-          <w:rFonts w:ascii="Calibri" w:hAnsi="Calibri" w:cs="Calibri"/>
+          <w:rFonts w:ascii="Times New Roman" w:hAnsi="Times New Roman" w:cs="Times New Roman"/>
+          <w:sz w:val="16"/>
+          <w:szCs w:val="16"/>
         </w:rPr>
         <w:t>──────────────────────────</w:t>
       </w:r>
       <w:r>
         <w:rPr>
-          <w:rFonts w:ascii="MS Gothic" w:eastAsia="MS Gothic" w:hAnsi="MS Gothic" w:cs="MS Gothic" w:hint="eastAsia"/>
+          <w:rFonts w:ascii="MS Mincho" w:eastAsia="MS Mincho" w:hAnsi="MS Mincho" w:cs="MS Mincho" w:hint="eastAsia"/>
+          <w:sz w:val="16"/>
+          <w:szCs w:val="16"/>
         </w:rPr>
         <w:t>┼</w:t>
       </w:r>
       <w:r>
         <w:rPr>
-          <w:rFonts w:ascii="Calibri" w:hAnsi="Calibri" w:cs="Calibri"/>
+          <w:rFonts w:ascii="Times New Roman" w:hAnsi="Times New Roman" w:cs="Times New Roman"/>
+          <w:sz w:val="16"/>
+          <w:szCs w:val="16"/>
         </w:rPr>
         <w:t>──────────────────────────────</w:t>
       </w:r>
       <w:r>
         <w:rPr>
-          <w:rFonts w:ascii="MS Gothic" w:eastAsia="MS Gothic" w:hAnsi="MS Gothic" w:cs="MS Gothic" w:hint="eastAsia"/>
+          <w:rFonts w:ascii="MS Mincho" w:eastAsia="MS Mincho" w:hAnsi="MS Mincho" w:cs="MS Mincho" w:hint="eastAsia"/>
+          <w:sz w:val="16"/>
+          <w:szCs w:val="16"/>
         </w:rPr>
         <w:t>┤</w:t>
       </w:r>
     </w:p>
     <w:p>
-      <w:r>
-        <w:t>│ MG-Neshem®        │ Magnesium                │ $412.00 / 30-day supply      │</w:t>
-      </w:r>
-    </w:p>
-    <w:p>
-      <w:r>
-        <w:t>│                   │ 840mg (2x 420mg/</w:t>
+      <w:pPr>
+        <w:rPr>
+          <w:rFonts w:ascii="Inter" w:hAnsi="Inter"/>
+          <w:sz w:val="16"/>
+          <w:szCs w:val="16"/>
+        </w:rPr>
+      </w:pPr>
+      <w:r>
+        <w:rPr>
+          <w:rFonts w:ascii="MS Mincho" w:eastAsia="MS Mincho" w:hAnsi="MS Mincho" w:cs="MS Mincho" w:hint="eastAsia"/>
+          <w:sz w:val="16"/>
+          <w:szCs w:val="16"/>
+        </w:rPr>
+        <w:t>│</w:t>
+      </w:r>
+      <w:r>
+        <w:rPr>
+          <w:rFonts w:ascii="Inter" w:hAnsi="Inter"/>
+          <w:sz w:val="16"/>
+          <w:szCs w:val="16"/>
+        </w:rPr>
+        <w:t xml:space="preserve"> MG-Neshem</w:t>
+      </w:r>
+      <w:r>
+        <w:rPr>
+          <w:rFonts w:ascii="Inter" w:hAnsi="Inter" w:cs="Inter"/>
+          <w:sz w:val="16"/>
+          <w:szCs w:val="16"/>
+        </w:rPr>
+        <w:t>®</w:t>
+      </w:r>
+      <w:r>
+        <w:rPr>
+          <w:rFonts w:ascii="Inter" w:hAnsi="Inter"/>
+          <w:sz w:val="16"/>
+          <w:szCs w:val="16"/>
+        </w:rPr>
+        <w:t xml:space="preserve">        </w:t>
+      </w:r>
+      <w:r>
+        <w:rPr>
+          <w:rFonts w:ascii="MS Mincho" w:eastAsia="MS Mincho" w:hAnsi="MS Mincho" w:cs="MS Mincho" w:hint="eastAsia"/>
+          <w:sz w:val="16"/>
+          <w:szCs w:val="16"/>
+        </w:rPr>
+        <w:t>│</w:t>
+      </w:r>
+      <w:r>
+        <w:rPr>
+          <w:rFonts w:ascii="Inter" w:hAnsi="Inter"/>
+          <w:sz w:val="16"/>
+          <w:szCs w:val="16"/>
+        </w:rPr>
+        <w:t xml:space="preserve"> Magnesium                </w:t>
+      </w:r>
+      <w:r>
+        <w:rPr>
+          <w:rFonts w:ascii="MS Mincho" w:eastAsia="MS Mincho" w:hAnsi="MS Mincho" w:cs="MS Mincho" w:hint="eastAsia"/>
+          <w:sz w:val="16"/>
+          <w:szCs w:val="16"/>
+        </w:rPr>
+        <w:t>│</w:t>
+      </w:r>
+      <w:r>
+        <w:rPr>
+          <w:rFonts w:ascii="Inter" w:hAnsi="Inter"/>
+          <w:sz w:val="16"/>
+          <w:szCs w:val="16"/>
+        </w:rPr>
+        <w:t xml:space="preserve"> $412.00 / 30-day supply      </w:t>
+      </w:r>
+      <w:r>
+        <w:rPr>
+          <w:rFonts w:ascii="MS Mincho" w:eastAsia="MS Mincho" w:hAnsi="MS Mincho" w:cs="MS Mincho" w:hint="eastAsia"/>
+          <w:sz w:val="16"/>
+          <w:szCs w:val="16"/>
+        </w:rPr>
+        <w:t>│</w:t>
+      </w:r>
+    </w:p>
+    <w:p>
+      <w:pPr>
+        <w:rPr>
+          <w:rFonts w:ascii="Inter" w:hAnsi="Inter"/>
+          <w:sz w:val="16"/>
+          <w:szCs w:val="16"/>
+        </w:rPr>
+      </w:pPr>
+      <w:r>
+        <w:rPr>
+          <w:rFonts w:ascii="MS Mincho" w:eastAsia="MS Mincho" w:hAnsi="MS Mincho" w:cs="MS Mincho" w:hint="eastAsia"/>
+          <w:sz w:val="16"/>
+          <w:szCs w:val="16"/>
+        </w:rPr>
+        <w:t>│</w:t>
+      </w:r>
+      <w:r>
+        <w:rPr>
+          <w:rFonts w:ascii="Inter" w:hAnsi="Inter"/>
+          <w:sz w:val="16"/>
+          <w:szCs w:val="16"/>
+        </w:rPr>
+        <w:t xml:space="preserve">                   </w:t>
+      </w:r>
+      <w:r>
+        <w:rPr>
+          <w:rFonts w:ascii="MS Mincho" w:eastAsia="MS Mincho" w:hAnsi="MS Mincho" w:cs="MS Mincho" w:hint="eastAsia"/>
+          <w:sz w:val="16"/>
+          <w:szCs w:val="16"/>
+        </w:rPr>
+        <w:t>│</w:t>
+      </w:r>
+      <w:r>
+        <w:rPr>
+          <w:rFonts w:ascii="Inter" w:hAnsi="Inter"/>
+          <w:sz w:val="16"/>
+          <w:szCs w:val="16"/>
+        </w:rPr>
+        <w:t xml:space="preserve"> 840mg (2x 420mg/</w:t>
       </w:r>
       <w:proofErr w:type="gramStart"/>
       <w:r>
+        <w:rPr>
+          <w:rFonts w:ascii="Inter" w:hAnsi="Inter"/>
+          <w:sz w:val="16"/>
+          <w:szCs w:val="16"/>
+        </w:rPr>
         <w:t xml:space="preserve">day)   </w:t>
       </w:r>
       <w:proofErr w:type="gramEnd"/>
       <w:r>
-        <w:t xml:space="preserve">  │ (Annualized: $5,012.67</w:t>
+        <w:rPr>
+          <w:rFonts w:ascii="Inter" w:hAnsi="Inter"/>
+          <w:sz w:val="16"/>
+          <w:szCs w:val="16"/>
+        </w:rPr>
+        <w:t xml:space="preserve">  </w:t>
+      </w:r>
+      <w:r>
+        <w:rPr>
+          <w:rFonts w:ascii="MS Mincho" w:eastAsia="MS Mincho" w:hAnsi="MS Mincho" w:cs="MS Mincho" w:hint="eastAsia"/>
+          <w:sz w:val="16"/>
+          <w:szCs w:val="16"/>
+        </w:rPr>
+        <w:t>│</w:t>
+      </w:r>
+      <w:r>
+        <w:rPr>
+          <w:rFonts w:ascii="Inter" w:hAnsi="Inter"/>
+          <w:sz w:val="16"/>
+          <w:szCs w:val="16"/>
+        </w:rPr>
+        <w:t xml:space="preserve"> (Annualized: $5,012.67</w:t>
       </w:r>
       <w:proofErr w:type="gramStart"/>
       <w:r>
-        <w:t>)      │</w:t>
+        <w:rPr>
+          <w:rFonts w:ascii="Inter" w:hAnsi="Inter"/>
+          <w:sz w:val="16"/>
+          <w:szCs w:val="16"/>
+        </w:rPr>
+        <w:t xml:space="preserve">)      </w:t>
+      </w:r>
+      <w:r>
+        <w:rPr>
+          <w:rFonts w:ascii="MS Mincho" w:eastAsia="MS Mincho" w:hAnsi="MS Mincho" w:cs="MS Mincho" w:hint="eastAsia"/>
+          <w:sz w:val="16"/>
+          <w:szCs w:val="16"/>
+        </w:rPr>
+        <w:t>│</w:t>
       </w:r>
       <w:proofErr w:type="gramEnd"/>
     </w:p>
     <w:p>
-      <w:r>
-        <w:t>└───────────────────</w:t>
-      </w:r>
-      <w:r>
-        <w:rPr>
-          <w:rFonts w:ascii="MS Gothic" w:eastAsia="MS Gothic" w:hAnsi="MS Gothic" w:cs="MS Gothic" w:hint="eastAsia"/>
+      <w:pPr>
+        <w:rPr>
+          <w:rFonts w:ascii="Inter" w:hAnsi="Inter"/>
+        </w:rPr>
+      </w:pPr>
+      <w:r>
+        <w:rPr>
+          <w:rFonts w:ascii="MS Mincho" w:eastAsia="MS Mincho" w:hAnsi="MS Mincho" w:cs="MS Mincho" w:hint="eastAsia"/>
+          <w:sz w:val="16"/>
+          <w:szCs w:val="16"/>
+        </w:rPr>
+        <w:t>└───────────────────┴</w:t>
+      </w:r>
+      <w:r>
+        <w:rPr>
+          <w:rFonts w:ascii="Times New Roman" w:hAnsi="Times New Roman" w:cs="Times New Roman"/>
+          <w:sz w:val="16"/>
+          <w:szCs w:val="16"/>
+        </w:rPr>
+        <w:t>──────────────────────────</w:t>
+      </w:r>
+      <w:r>
+        <w:rPr>
+          <w:rFonts w:ascii="MS Mincho" w:eastAsia="MS Mincho" w:hAnsi="MS Mincho" w:cs="MS Mincho" w:hint="eastAsia"/>
+          <w:sz w:val="16"/>
+          <w:szCs w:val="16"/>
         </w:rPr>
         <w:t>┴</w:t>
       </w:r>
       <w:r>
         <w:rPr>
-          <w:rFonts w:ascii="Calibri" w:hAnsi="Calibri" w:cs="Calibri"/>
-        </w:rPr>
-        <w:t>──────────────────────────</w:t>
-      </w:r>
-      <w:r>
-        <w:rPr>
-          <w:rFonts w:ascii="MS Gothic" w:eastAsia="MS Gothic" w:hAnsi="MS Gothic" w:cs="MS Gothic" w:hint="eastAsia"/>
-        </w:rPr>
-        <w:t>┴</w:t>
-      </w:r>
-      <w:r>
-        <w:rPr>
-          <w:rFonts w:ascii="Calibri" w:hAnsi="Calibri" w:cs="Calibri"/>
+          <w:rFonts w:ascii="Times New Roman" w:hAnsi="Times New Roman" w:cs="Times New Roman"/>
+          <w:sz w:val="16"/>
+          <w:szCs w:val="16"/>
         </w:rPr>
         <w:t>──────────────────────────────┘</w:t>
       </w:r>
     </w:p>
-    <w:p/>
-    <w:p/>
-    <w:p/>
+    <w:p>
+      <w:pPr>
+        <w:rPr>
+          <w:rFonts w:ascii="Inter" w:hAnsi="Inter"/>
+        </w:rPr>
+      </w:pPr>
+    </w:p>
+    <w:p>
+      <w:pPr>
+        <w:rPr>
+          <w:rFonts w:ascii="Inter" w:hAnsi="Inter"/>
+        </w:rPr>
+      </w:pPr>
+    </w:p>
+    <w:p>
+      <w:pPr>
+        <w:rPr>
+          <w:rFonts w:ascii="Inter" w:hAnsi="Inter"/>
+        </w:rPr>
+      </w:pPr>
+    </w:p>
+    <w:p>
+      <w:pPr>
+        <w:rPr>
+          <w:rFonts w:ascii="Inter" w:hAnsi="Inter"/>
+        </w:rPr>
+      </w:pPr>
+    </w:p>
+    <w:p>
+      <w:pPr>
+        <w:rPr>
+          <w:rFonts w:ascii="Inter" w:hAnsi="Inter"/>
+        </w:rPr>
+      </w:pPr>
+    </w:p>
+    <w:p>
+      <w:pPr>
+        <w:rPr>
+          <w:rFonts w:ascii="Inter" w:hAnsi="Inter"/>
+        </w:rPr>
+      </w:pPr>
+    </w:p>
     <w:p>
       <w:pPr>
         <w:pStyle w:val="Heading1"/>
         <w:rPr>
-          <w:b/>
-          <w:bCs/>
-        </w:rPr>
-      </w:pPr>
-      <w:r>
-        <w:rPr>
+          <w:rFonts w:ascii="Inter" w:hAnsi="Inter"/>
+          <w:b/>
+          <w:bCs/>
+        </w:rPr>
+      </w:pPr>
+      <w:r>
+        <w:rPr>
+          <w:rFonts w:ascii="Inter" w:hAnsi="Inter"/>
           <w:b/>
           <w:bCs/>
         </w:rPr>
@@ -1198,60 +2638,198 @@
       </w:r>
     </w:p>
     <w:p>
-      <w:r>
+      <w:pPr>
+        <w:rPr>
+          <w:rFonts w:ascii="Inter" w:hAnsi="Inter"/>
+        </w:rPr>
+      </w:pPr>
+      <w:r>
+        <w:rPr>
+          <w:rFonts w:ascii="Inter" w:hAnsi="Inter"/>
+        </w:rPr>
         <w:t xml:space="preserve">When submitting prior authorization requests to third-party payers, billing departments must demonstrate a favorable </w:t>
       </w:r>
       <w:r>
         <w:rPr>
+          <w:rFonts w:ascii="Inter" w:hAnsi="Inter"/>
           <w:b/>
           <w:bCs/>
         </w:rPr>
         <w:t>Incremental Cost-Effectiveness Ratio (ICER)</w:t>
       </w:r>
       <w:r>
+        <w:rPr>
+          <w:rFonts w:ascii="Inter" w:hAnsi="Inter"/>
+        </w:rPr>
         <w:t xml:space="preserve">. While our premium branded therapies require a dedicated pharmaceutical allocation, they </w:t>
       </w:r>
       <w:proofErr w:type="gramStart"/>
       <w:r>
+        <w:rPr>
+          <w:rFonts w:ascii="Inter" w:hAnsi="Inter"/>
+        </w:rPr>
         <w:t>completely eliminate</w:t>
       </w:r>
       <w:proofErr w:type="gramEnd"/>
       <w:r>
+        <w:rPr>
+          <w:rFonts w:ascii="Inter" w:hAnsi="Inter"/>
+        </w:rPr>
         <w:t xml:space="preserve"> the catastrophic inpatient claims associated with unmanaged vascular restriction.</w:t>
       </w:r>
     </w:p>
-    <w:p/>
-    <w:p/>
-    <w:p/>
-    <w:p/>
-    <w:p/>
-    <w:p/>
-    <w:p/>
-    <w:p/>
-    <w:p/>
-    <w:p/>
-    <w:p/>
-    <w:p/>
-    <w:p/>
-    <w:p/>
-    <w:p/>
-    <w:p/>
-    <w:p/>
-    <w:p/>
-    <w:p/>
-    <w:p/>
-    <w:p/>
-    <w:p/>
+    <w:p>
+      <w:pPr>
+        <w:rPr>
+          <w:rFonts w:ascii="Inter" w:hAnsi="Inter"/>
+        </w:rPr>
+      </w:pPr>
+    </w:p>
+    <w:p>
+      <w:pPr>
+        <w:rPr>
+          <w:rFonts w:ascii="Inter" w:hAnsi="Inter"/>
+        </w:rPr>
+      </w:pPr>
+    </w:p>
+    <w:p>
+      <w:pPr>
+        <w:rPr>
+          <w:rFonts w:ascii="Inter" w:hAnsi="Inter"/>
+        </w:rPr>
+      </w:pPr>
+    </w:p>
+    <w:p>
+      <w:pPr>
+        <w:rPr>
+          <w:rFonts w:ascii="Inter" w:hAnsi="Inter"/>
+        </w:rPr>
+      </w:pPr>
+    </w:p>
+    <w:p>
+      <w:pPr>
+        <w:rPr>
+          <w:rFonts w:ascii="Inter" w:hAnsi="Inter"/>
+        </w:rPr>
+      </w:pPr>
+    </w:p>
+    <w:p>
+      <w:pPr>
+        <w:rPr>
+          <w:rFonts w:ascii="Inter" w:hAnsi="Inter"/>
+        </w:rPr>
+      </w:pPr>
+    </w:p>
+    <w:p>
+      <w:pPr>
+        <w:rPr>
+          <w:rFonts w:ascii="Inter" w:hAnsi="Inter"/>
+        </w:rPr>
+      </w:pPr>
+    </w:p>
+    <w:p>
+      <w:pPr>
+        <w:rPr>
+          <w:rFonts w:ascii="Inter" w:hAnsi="Inter"/>
+        </w:rPr>
+      </w:pPr>
+    </w:p>
+    <w:p>
+      <w:pPr>
+        <w:rPr>
+          <w:rFonts w:ascii="Inter" w:hAnsi="Inter"/>
+        </w:rPr>
+      </w:pPr>
+    </w:p>
+    <w:p>
+      <w:pPr>
+        <w:rPr>
+          <w:rFonts w:ascii="Inter" w:hAnsi="Inter"/>
+        </w:rPr>
+      </w:pPr>
+    </w:p>
+    <w:p>
+      <w:pPr>
+        <w:rPr>
+          <w:rFonts w:ascii="Inter" w:hAnsi="Inter"/>
+        </w:rPr>
+      </w:pPr>
+    </w:p>
+    <w:p>
+      <w:pPr>
+        <w:rPr>
+          <w:rFonts w:ascii="Inter" w:hAnsi="Inter"/>
+        </w:rPr>
+      </w:pPr>
+    </w:p>
+    <w:p>
+      <w:pPr>
+        <w:rPr>
+          <w:rFonts w:ascii="Inter" w:hAnsi="Inter"/>
+        </w:rPr>
+      </w:pPr>
+    </w:p>
+    <w:p>
+      <w:pPr>
+        <w:rPr>
+          <w:rFonts w:ascii="Inter" w:hAnsi="Inter"/>
+        </w:rPr>
+      </w:pPr>
+    </w:p>
+    <w:p>
+      <w:pPr>
+        <w:rPr>
+          <w:rFonts w:ascii="Inter" w:hAnsi="Inter"/>
+        </w:rPr>
+      </w:pPr>
+    </w:p>
+    <w:p>
+      <w:pPr>
+        <w:rPr>
+          <w:rFonts w:ascii="Inter" w:hAnsi="Inter"/>
+        </w:rPr>
+      </w:pPr>
+    </w:p>
+    <w:p>
+      <w:pPr>
+        <w:rPr>
+          <w:rFonts w:ascii="Inter" w:hAnsi="Inter"/>
+        </w:rPr>
+      </w:pPr>
+    </w:p>
+    <w:p>
+      <w:pPr>
+        <w:rPr>
+          <w:rFonts w:ascii="Inter" w:hAnsi="Inter"/>
+        </w:rPr>
+      </w:pPr>
+    </w:p>
+    <w:p>
+      <w:pPr>
+        <w:rPr>
+          <w:rFonts w:ascii="Inter" w:hAnsi="Inter"/>
+        </w:rPr>
+      </w:pPr>
+    </w:p>
+    <w:p>
+      <w:pPr>
+        <w:rPr>
+          <w:rFonts w:ascii="Inter" w:hAnsi="Inter"/>
+        </w:rPr>
+      </w:pPr>
+    </w:p>
     <w:p>
       <w:pPr>
         <w:pStyle w:val="Heading2"/>
         <w:rPr>
-          <w:b/>
-          <w:bCs/>
-        </w:rPr>
-      </w:pPr>
-      <w:r>
-        <w:rPr>
+          <w:rFonts w:ascii="Inter" w:hAnsi="Inter"/>
+          <w:b/>
+          <w:bCs/>
+        </w:rPr>
+      </w:pPr>
+      <w:r>
+        <w:rPr>
+          <w:rFonts w:ascii="Inter" w:hAnsi="Inter"/>
           <w:b/>
           <w:bCs/>
         </w:rPr>
@@ -1261,6 +2839,7 @@
       <w:proofErr w:type="spellStart"/>
       <w:r>
         <w:rPr>
+          <w:rFonts w:ascii="Inter" w:hAnsi="Inter"/>
           <w:b/>
           <w:bCs/>
         </w:rPr>
@@ -1269,6 +2848,7 @@
       <w:proofErr w:type="spellEnd"/>
       <w:r>
         <w:rPr>
+          <w:rFonts w:ascii="Inter" w:hAnsi="Inter"/>
           <w:b/>
           <w:bCs/>
         </w:rPr>
@@ -1281,33 +2861,50 @@
           <w:ilvl w:val="0"/>
           <w:numId w:val="7"/>
         </w:numPr>
-      </w:pPr>
-      <w:r>
-        <w:rPr>
+        <w:rPr>
+          <w:rFonts w:ascii="Inter" w:hAnsi="Inter"/>
+        </w:rPr>
+      </w:pPr>
+      <w:r>
+        <w:rPr>
+          <w:rFonts w:ascii="Inter" w:hAnsi="Inter"/>
           <w:b/>
           <w:bCs/>
         </w:rPr>
         <w:t>The Clinical Goal:</w:t>
       </w:r>
       <w:r>
+        <w:rPr>
+          <w:rFonts w:ascii="Inter" w:hAnsi="Inter"/>
+        </w:rPr>
         <w:t xml:space="preserve"> </w:t>
       </w:r>
       <w:proofErr w:type="spellStart"/>
       <w:r>
+        <w:rPr>
+          <w:rFonts w:ascii="Inter" w:hAnsi="Inter"/>
+        </w:rPr>
         <w:t>AlnayaSN</w:t>
       </w:r>
       <w:proofErr w:type="spellEnd"/>
       <w:r>
+        <w:rPr>
+          <w:rFonts w:ascii="Inter" w:hAnsi="Inter"/>
+        </w:rPr>
         <w:t xml:space="preserve">® targets plasma fibrinogen, suppressing red blood cell clumping and expanding vessel diameter via prostaglandin pathways, successfully reducing a patient's restriction profile from </w:t>
       </w:r>
       <w:r>
         <w:rPr>
+          <w:rFonts w:ascii="Inter" w:hAnsi="Inter"/>
           <w:b/>
           <w:bCs/>
         </w:rPr>
         <w:t>D = 40 to D = 20</w:t>
       </w:r>
       <w:r>
+        <w:rPr>
+          <w:rFonts w:ascii="Inter" w:hAnsi="Inter"/>
+        </w:rPr>
         <w:t>.</w:t>
       </w:r>
     </w:p>
@@ -1317,9 +2914,13 @@
           <w:ilvl w:val="0"/>
           <w:numId w:val="7"/>
         </w:numPr>
-      </w:pPr>
-      <w:r>
-        <w:rPr>
+        <w:rPr>
+          <w:rFonts w:ascii="Inter" w:hAnsi="Inter"/>
+        </w:rPr>
+      </w:pPr>
+      <w:r>
+        <w:rPr>
+          <w:rFonts w:ascii="Inter" w:hAnsi="Inter"/>
           <w:b/>
           <w:bCs/>
         </w:rPr>
@@ -1332,15 +2933,22 @@
           <w:ilvl w:val="1"/>
           <w:numId w:val="7"/>
         </w:numPr>
-      </w:pPr>
-      <w:r>
-        <w:rPr>
+        <w:rPr>
+          <w:rFonts w:ascii="Inter" w:hAnsi="Inter"/>
+        </w:rPr>
+      </w:pPr>
+      <w:r>
+        <w:rPr>
+          <w:rFonts w:ascii="Inter" w:hAnsi="Inter"/>
           <w:i/>
           <w:iCs/>
         </w:rPr>
         <w:t>Untreated Tier III Institutional Cost:</w:t>
       </w:r>
       <w:r>
+        <w:rPr>
+          <w:rFonts w:ascii="Inter" w:hAnsi="Inter"/>
+        </w:rPr>
         <w:t xml:space="preserve"> $40,832.08</w:t>
       </w:r>
     </w:p>
@@ -1350,9 +2958,13 @@
           <w:ilvl w:val="1"/>
           <w:numId w:val="7"/>
         </w:numPr>
-      </w:pPr>
-      <w:r>
-        <w:rPr>
+        <w:rPr>
+          <w:rFonts w:ascii="Inter" w:hAnsi="Inter"/>
+        </w:rPr>
+      </w:pPr>
+      <w:r>
+        <w:rPr>
+          <w:rFonts w:ascii="Inter" w:hAnsi="Inter"/>
           <w:i/>
           <w:iCs/>
         </w:rPr>
@@ -1361,6 +2973,7 @@
       <w:proofErr w:type="spellStart"/>
       <w:r>
         <w:rPr>
+          <w:rFonts w:ascii="Inter" w:hAnsi="Inter"/>
           <w:i/>
           <w:iCs/>
         </w:rPr>
@@ -1369,12 +2982,16 @@
       <w:proofErr w:type="spellEnd"/>
       <w:r>
         <w:rPr>
+          <w:rFonts w:ascii="Inter" w:hAnsi="Inter"/>
           <w:i/>
           <w:iCs/>
         </w:rPr>
         <w:t>® Tier II Institutional Cost:</w:t>
       </w:r>
       <w:r>
+        <w:rPr>
+          <w:rFonts w:ascii="Inter" w:hAnsi="Inter"/>
+        </w:rPr>
         <w:t xml:space="preserve"> $15,317.08</w:t>
       </w:r>
     </w:p>
@@ -1384,19 +3001,27 @@
           <w:ilvl w:val="1"/>
           <w:numId w:val="7"/>
         </w:numPr>
-      </w:pPr>
-      <w:r>
-        <w:rPr>
+        <w:rPr>
+          <w:rFonts w:ascii="Inter" w:hAnsi="Inter"/>
+        </w:rPr>
+      </w:pPr>
+      <w:r>
+        <w:rPr>
+          <w:rFonts w:ascii="Inter" w:hAnsi="Inter"/>
           <w:i/>
           <w:iCs/>
         </w:rPr>
         <w:t>Gross Claims Reduction:</w:t>
       </w:r>
       <w:r>
+        <w:rPr>
+          <w:rFonts w:ascii="Inter" w:hAnsi="Inter"/>
+        </w:rPr>
         <w:t xml:space="preserve"> </w:t>
       </w:r>
       <w:r>
         <w:rPr>
+          <w:rFonts w:ascii="Inter" w:hAnsi="Inter"/>
           <w:b/>
           <w:bCs/>
         </w:rPr>
@@ -1409,9 +3034,13 @@
           <w:ilvl w:val="1"/>
           <w:numId w:val="7"/>
         </w:numPr>
-      </w:pPr>
-      <w:r>
-        <w:rPr>
+        <w:rPr>
+          <w:rFonts w:ascii="Inter" w:hAnsi="Inter"/>
+        </w:rPr>
+      </w:pPr>
+      <w:r>
+        <w:rPr>
+          <w:rFonts w:ascii="Inter" w:hAnsi="Inter"/>
           <w:i/>
           <w:iCs/>
         </w:rPr>
@@ -1420,6 +3049,7 @@
       <w:proofErr w:type="spellStart"/>
       <w:r>
         <w:rPr>
+          <w:rFonts w:ascii="Inter" w:hAnsi="Inter"/>
           <w:i/>
           <w:iCs/>
         </w:rPr>
@@ -1428,12 +3058,16 @@
       <w:proofErr w:type="spellEnd"/>
       <w:r>
         <w:rPr>
+          <w:rFonts w:ascii="Inter" w:hAnsi="Inter"/>
           <w:i/>
           <w:iCs/>
         </w:rPr>
         <w:t>®:</w:t>
       </w:r>
       <w:r>
+        <w:rPr>
+          <w:rFonts w:ascii="Inter" w:hAnsi="Inter"/>
+        </w:rPr>
         <w:t xml:space="preserve"> $12,276.17</w:t>
       </w:r>
     </w:p>
@@ -1443,19 +3077,27 @@
           <w:ilvl w:val="0"/>
           <w:numId w:val="7"/>
         </w:numPr>
-      </w:pPr>
-      <w:r>
-        <w:rPr>
+        <w:rPr>
+          <w:rFonts w:ascii="Inter" w:hAnsi="Inter"/>
+        </w:rPr>
+      </w:pPr>
+      <w:r>
+        <w:rPr>
+          <w:rFonts w:ascii="Inter" w:hAnsi="Inter"/>
           <w:b/>
           <w:bCs/>
         </w:rPr>
         <w:t>Net Institutional Profit / Savings:</w:t>
       </w:r>
       <w:r>
+        <w:rPr>
+          <w:rFonts w:ascii="Inter" w:hAnsi="Inter"/>
+        </w:rPr>
         <w:t xml:space="preserve"> </w:t>
       </w:r>
       <w:r>
         <w:rPr>
+          <w:rFonts w:ascii="Inter" w:hAnsi="Inter"/>
           <w:b/>
           <w:bCs/>
         </w:rPr>
@@ -1468,79 +3110,132 @@
           <w:ilvl w:val="0"/>
           <w:numId w:val="7"/>
         </w:numPr>
-      </w:pPr>
-      <w:r>
-        <w:rPr>
+        <w:rPr>
+          <w:rFonts w:ascii="Inter" w:hAnsi="Inter"/>
+        </w:rPr>
+      </w:pPr>
+      <w:r>
+        <w:rPr>
+          <w:rFonts w:ascii="Inter" w:hAnsi="Inter"/>
           <w:b/>
           <w:bCs/>
         </w:rPr>
         <w:t>ICER Coding Justification:</w:t>
       </w:r>
       <w:r>
+        <w:rPr>
+          <w:rFonts w:ascii="Inter" w:hAnsi="Inter"/>
+        </w:rPr>
         <w:br/>
         <w:t>\(ICER=\</w:t>
       </w:r>
       <w:proofErr w:type="gramStart"/>
       <w:r>
+        <w:rPr>
+          <w:rFonts w:ascii="Inter" w:hAnsi="Inter"/>
+        </w:rPr>
         <w:t>frac{</w:t>
       </w:r>
       <w:proofErr w:type="gramEnd"/>
       <w:r>
+        <w:rPr>
+          <w:rFonts w:ascii="Inter" w:hAnsi="Inter"/>
+        </w:rPr>
         <w:t>\$12,276.17-\$</w:t>
       </w:r>
       <w:proofErr w:type="gramStart"/>
       <w:r>
+        <w:rPr>
+          <w:rFonts w:ascii="Inter" w:hAnsi="Inter"/>
+        </w:rPr>
         <w:t>25,515.00}{</w:t>
       </w:r>
       <w:proofErr w:type="gramEnd"/>
       <w:r>
+        <w:rPr>
+          <w:rFonts w:ascii="Inter" w:hAnsi="Inter"/>
+        </w:rPr>
         <w:t>40-</w:t>
       </w:r>
       <w:proofErr w:type="gramStart"/>
       <w:r>
+        <w:rPr>
+          <w:rFonts w:ascii="Inter" w:hAnsi="Inter"/>
+        </w:rPr>
         <w:t>20}=</w:t>
       </w:r>
       <w:proofErr w:type="gramEnd"/>
       <w:r>
+        <w:rPr>
+          <w:rFonts w:ascii="Inter" w:hAnsi="Inter"/>
+        </w:rPr>
         <w:t>-\$661.94\</w:t>
       </w:r>
       <w:proofErr w:type="gramStart"/>
       <w:r>
+        <w:rPr>
+          <w:rFonts w:ascii="Inter" w:hAnsi="Inter"/>
+        </w:rPr>
         <w:t>text{</w:t>
       </w:r>
       <w:proofErr w:type="gramEnd"/>
       <w:r>
+        <w:rPr>
+          <w:rFonts w:ascii="Inter" w:hAnsi="Inter"/>
+        </w:rPr>
         <w:t>\ per\ unit\ of</w:t>
       </w:r>
       <w:proofErr w:type="gramStart"/>
       <w:r>
+        <w:rPr>
+          <w:rFonts w:ascii="Inter" w:hAnsi="Inter"/>
+        </w:rPr>
         <w:t>\ }D</w:t>
       </w:r>
       <w:proofErr w:type="gramEnd"/>
       <w:r>
+        <w:rPr>
+          <w:rFonts w:ascii="Inter" w:hAnsi="Inter"/>
+        </w:rPr>
         <w:t>\</w:t>
       </w:r>
       <w:proofErr w:type="gramStart"/>
       <w:r>
+        <w:rPr>
+          <w:rFonts w:ascii="Inter" w:hAnsi="Inter"/>
+        </w:rPr>
         <w:t>text{</w:t>
       </w:r>
       <w:proofErr w:type="gramEnd"/>
       <w:r>
+        <w:rPr>
+          <w:rFonts w:ascii="Inter" w:hAnsi="Inter"/>
+        </w:rPr>
         <w:t xml:space="preserve">\ </w:t>
       </w:r>
       <w:proofErr w:type="gramStart"/>
       <w:r>
+        <w:rPr>
+          <w:rFonts w:ascii="Inter" w:hAnsi="Inter"/>
+        </w:rPr>
         <w:t>reduced}\</w:t>
       </w:r>
       <w:proofErr w:type="gramEnd"/>
       <w:r>
+        <w:rPr>
+          <w:rFonts w:ascii="Inter" w:hAnsi="Inter"/>
+        </w:rPr>
         <w:t>)</w:t>
       </w:r>
       <w:r>
+        <w:rPr>
+          <w:rFonts w:ascii="Inter" w:hAnsi="Inter"/>
+        </w:rPr>
         <w:br/>
       </w:r>
       <w:r>
         <w:rPr>
+          <w:rFonts w:ascii="Inter" w:hAnsi="Inter"/>
           <w:i/>
           <w:iCs/>
         </w:rPr>
@@ -1549,6 +3244,7 @@
       <w:proofErr w:type="spellStart"/>
       <w:r>
         <w:rPr>
+          <w:rFonts w:ascii="Inter" w:hAnsi="Inter"/>
           <w:i/>
           <w:iCs/>
         </w:rPr>
@@ -1557,33 +3253,102 @@
       <w:proofErr w:type="spellEnd"/>
       <w:r>
         <w:rPr>
+          <w:rFonts w:ascii="Inter" w:hAnsi="Inter"/>
           <w:i/>
           <w:iCs/>
         </w:rPr>
         <w:t>® is highly cost-effective, protecting the payer from paying out $25,515.00 in avoidable secondary claims).</w:t>
       </w:r>
     </w:p>
-    <w:p/>
-    <w:p/>
-    <w:p/>
-    <w:p/>
-    <w:p/>
-    <w:p/>
-    <w:p/>
-    <w:p/>
-    <w:p/>
-    <w:p/>
-    <w:p/>
+    <w:p>
+      <w:pPr>
+        <w:rPr>
+          <w:rFonts w:ascii="Inter" w:hAnsi="Inter"/>
+        </w:rPr>
+      </w:pPr>
+    </w:p>
+    <w:p>
+      <w:pPr>
+        <w:rPr>
+          <w:rFonts w:ascii="Inter" w:hAnsi="Inter"/>
+        </w:rPr>
+      </w:pPr>
+    </w:p>
+    <w:p>
+      <w:pPr>
+        <w:rPr>
+          <w:rFonts w:ascii="Inter" w:hAnsi="Inter"/>
+        </w:rPr>
+      </w:pPr>
+    </w:p>
+    <w:p>
+      <w:pPr>
+        <w:rPr>
+          <w:rFonts w:ascii="Inter" w:hAnsi="Inter"/>
+        </w:rPr>
+      </w:pPr>
+    </w:p>
+    <w:p>
+      <w:pPr>
+        <w:rPr>
+          <w:rFonts w:ascii="Inter" w:hAnsi="Inter"/>
+        </w:rPr>
+      </w:pPr>
+    </w:p>
+    <w:p>
+      <w:pPr>
+        <w:rPr>
+          <w:rFonts w:ascii="Inter" w:hAnsi="Inter"/>
+        </w:rPr>
+      </w:pPr>
+    </w:p>
+    <w:p>
+      <w:pPr>
+        <w:rPr>
+          <w:rFonts w:ascii="Inter" w:hAnsi="Inter"/>
+        </w:rPr>
+      </w:pPr>
+    </w:p>
+    <w:p>
+      <w:pPr>
+        <w:rPr>
+          <w:rFonts w:ascii="Inter" w:hAnsi="Inter"/>
+        </w:rPr>
+      </w:pPr>
+    </w:p>
+    <w:p>
+      <w:pPr>
+        <w:rPr>
+          <w:rFonts w:ascii="Inter" w:hAnsi="Inter"/>
+        </w:rPr>
+      </w:pPr>
+    </w:p>
+    <w:p>
+      <w:pPr>
+        <w:rPr>
+          <w:rFonts w:ascii="Inter" w:hAnsi="Inter"/>
+        </w:rPr>
+      </w:pPr>
+    </w:p>
+    <w:p>
+      <w:pPr>
+        <w:rPr>
+          <w:rFonts w:ascii="Inter" w:hAnsi="Inter"/>
+        </w:rPr>
+      </w:pPr>
+    </w:p>
     <w:p>
       <w:pPr>
         <w:pStyle w:val="Heading2"/>
         <w:rPr>
-          <w:b/>
-          <w:bCs/>
-        </w:rPr>
-      </w:pPr>
-      <w:r>
-        <w:rPr>
+          <w:rFonts w:ascii="Inter" w:hAnsi="Inter"/>
+          <w:b/>
+          <w:bCs/>
+        </w:rPr>
+      </w:pPr>
+      <w:r>
+        <w:rPr>
+          <w:rFonts w:ascii="Inter" w:hAnsi="Inter"/>
           <w:b/>
           <w:bCs/>
         </w:rPr>
@@ -1593,6 +3358,7 @@
       <w:proofErr w:type="spellStart"/>
       <w:r>
         <w:rPr>
+          <w:rFonts w:ascii="Inter" w:hAnsi="Inter"/>
           <w:b/>
           <w:bCs/>
         </w:rPr>
@@ -1601,6 +3367,7 @@
       <w:proofErr w:type="spellEnd"/>
       <w:r>
         <w:rPr>
+          <w:rFonts w:ascii="Inter" w:hAnsi="Inter"/>
           <w:b/>
           <w:bCs/>
         </w:rPr>
@@ -1613,49 +3380,78 @@
           <w:ilvl w:val="0"/>
           <w:numId w:val="8"/>
         </w:numPr>
-      </w:pPr>
-      <w:r>
-        <w:rPr>
+        <w:rPr>
+          <w:rFonts w:ascii="Inter" w:hAnsi="Inter"/>
+        </w:rPr>
+      </w:pPr>
+      <w:r>
+        <w:rPr>
+          <w:rFonts w:ascii="Inter" w:hAnsi="Inter"/>
           <w:b/>
           <w:bCs/>
         </w:rPr>
         <w:t>The Clinical Goal:</w:t>
       </w:r>
       <w:r>
+        <w:rPr>
+          <w:rFonts w:ascii="Inter" w:hAnsi="Inter"/>
+        </w:rPr>
         <w:t xml:space="preserve"> MG-Neshem® blocks the calcium-activated </w:t>
       </w:r>
       <w:proofErr w:type="spellStart"/>
       <w:r>
+        <w:rPr>
+          <w:rFonts w:ascii="Inter" w:hAnsi="Inter"/>
+        </w:rPr>
         <w:t>Gardos</w:t>
       </w:r>
       <w:proofErr w:type="spellEnd"/>
       <w:r>
+        <w:rPr>
+          <w:rFonts w:ascii="Inter" w:hAnsi="Inter"/>
+        </w:rPr>
         <w:t xml:space="preserve"> channel to prevent cell dehydration, while </w:t>
       </w:r>
       <w:proofErr w:type="spellStart"/>
       <w:r>
+        <w:rPr>
+          <w:rFonts w:ascii="Inter" w:hAnsi="Inter"/>
+        </w:rPr>
         <w:t>TsinKX</w:t>
       </w:r>
       <w:proofErr w:type="spellEnd"/>
       <w:r>
+        <w:rPr>
+          <w:rFonts w:ascii="Inter" w:hAnsi="Inter"/>
+        </w:rPr>
         <w:t xml:space="preserve">® shields structural </w:t>
       </w:r>
       <w:proofErr w:type="spellStart"/>
       <w:r>
+        <w:rPr>
+          <w:rFonts w:ascii="Inter" w:hAnsi="Inter"/>
+        </w:rPr>
         <w:t>spectrin</w:t>
       </w:r>
       <w:proofErr w:type="spellEnd"/>
       <w:r>
+        <w:rPr>
+          <w:rFonts w:ascii="Inter" w:hAnsi="Inter"/>
+        </w:rPr>
         <w:t xml:space="preserve"> proteins from oxidative cross-linking. Together, they restore cell flexibility, bypassing microvascular blockages and driving a patient's profile from </w:t>
       </w:r>
       <w:r>
         <w:rPr>
+          <w:rFonts w:ascii="Inter" w:hAnsi="Inter"/>
           <w:b/>
           <w:bCs/>
         </w:rPr>
         <w:t>D = 60 down to D = 20</w:t>
       </w:r>
       <w:r>
+        <w:rPr>
+          <w:rFonts w:ascii="Inter" w:hAnsi="Inter"/>
+        </w:rPr>
         <w:t>.</w:t>
       </w:r>
     </w:p>
@@ -1665,9 +3461,13 @@
           <w:ilvl w:val="0"/>
           <w:numId w:val="8"/>
         </w:numPr>
-      </w:pPr>
-      <w:r>
-        <w:rPr>
+        <w:rPr>
+          <w:rFonts w:ascii="Inter" w:hAnsi="Inter"/>
+        </w:rPr>
+      </w:pPr>
+      <w:r>
+        <w:rPr>
+          <w:rFonts w:ascii="Inter" w:hAnsi="Inter"/>
           <w:b/>
           <w:bCs/>
         </w:rPr>
@@ -1680,15 +3480,22 @@
           <w:ilvl w:val="1"/>
           <w:numId w:val="8"/>
         </w:numPr>
-      </w:pPr>
-      <w:r>
-        <w:rPr>
+        <w:rPr>
+          <w:rFonts w:ascii="Inter" w:hAnsi="Inter"/>
+        </w:rPr>
+      </w:pPr>
+      <w:r>
+        <w:rPr>
+          <w:rFonts w:ascii="Inter" w:hAnsi="Inter"/>
           <w:i/>
           <w:iCs/>
         </w:rPr>
         <w:t>Untreated Tier IV Institutional Cost:</w:t>
       </w:r>
       <w:r>
+        <w:rPr>
+          <w:rFonts w:ascii="Inter" w:hAnsi="Inter"/>
+        </w:rPr>
         <w:t xml:space="preserve"> $84,817.08</w:t>
       </w:r>
     </w:p>
@@ -1698,15 +3505,22 @@
           <w:ilvl w:val="1"/>
           <w:numId w:val="8"/>
         </w:numPr>
-      </w:pPr>
-      <w:r>
-        <w:rPr>
+        <w:rPr>
+          <w:rFonts w:ascii="Inter" w:hAnsi="Inter"/>
+        </w:rPr>
+      </w:pPr>
+      <w:r>
+        <w:rPr>
+          <w:rFonts w:ascii="Inter" w:hAnsi="Inter"/>
           <w:i/>
           <w:iCs/>
         </w:rPr>
         <w:t>Post-Combination Tier II Institutional Cost:</w:t>
       </w:r>
       <w:r>
+        <w:rPr>
+          <w:rFonts w:ascii="Inter" w:hAnsi="Inter"/>
+        </w:rPr>
         <w:t xml:space="preserve"> $15,317.08</w:t>
       </w:r>
     </w:p>
@@ -1716,10 +3530,14 @@
           <w:ilvl w:val="1"/>
           <w:numId w:val="8"/>
         </w:numPr>
+        <w:rPr>
+          <w:rFonts w:ascii="Inter" w:hAnsi="Inter"/>
+        </w:rPr>
       </w:pPr>
       <w:proofErr w:type="gramStart"/>
       <w:r>
         <w:rPr>
+          <w:rFonts w:ascii="Inter" w:hAnsi="Inter"/>
           <w:i/>
           <w:iCs/>
         </w:rPr>
@@ -1728,16 +3546,21 @@
       <w:proofErr w:type="gramEnd"/>
       <w:r>
         <w:rPr>
+          <w:rFonts w:ascii="Inter" w:hAnsi="Inter"/>
           <w:i/>
           <w:iCs/>
         </w:rPr>
         <w:t xml:space="preserve"> Reduction:</w:t>
       </w:r>
       <w:r>
+        <w:rPr>
+          <w:rFonts w:ascii="Inter" w:hAnsi="Inter"/>
+        </w:rPr>
         <w:t xml:space="preserve"> </w:t>
       </w:r>
       <w:r>
         <w:rPr>
+          <w:rFonts w:ascii="Inter" w:hAnsi="Inter"/>
           <w:b/>
           <w:bCs/>
         </w:rPr>
@@ -1750,9 +3573,13 @@
           <w:ilvl w:val="1"/>
           <w:numId w:val="8"/>
         </w:numPr>
-      </w:pPr>
-      <w:r>
-        <w:rPr>
+        <w:rPr>
+          <w:rFonts w:ascii="Inter" w:hAnsi="Inter"/>
+        </w:rPr>
+      </w:pPr>
+      <w:r>
+        <w:rPr>
+          <w:rFonts w:ascii="Inter" w:hAnsi="Inter"/>
           <w:i/>
           <w:iCs/>
         </w:rPr>
@@ -1761,6 +3588,7 @@
       <w:proofErr w:type="spellStart"/>
       <w:r>
         <w:rPr>
+          <w:rFonts w:ascii="Inter" w:hAnsi="Inter"/>
           <w:i/>
           <w:iCs/>
         </w:rPr>
@@ -1769,12 +3597,16 @@
       <w:proofErr w:type="spellEnd"/>
       <w:r>
         <w:rPr>
+          <w:rFonts w:ascii="Inter" w:hAnsi="Inter"/>
           <w:i/>
           <w:iCs/>
         </w:rPr>
         <w:t>® + MG-Neshem®:</w:t>
       </w:r>
       <w:r>
+        <w:rPr>
+          <w:rFonts w:ascii="Inter" w:hAnsi="Inter"/>
+        </w:rPr>
         <w:t xml:space="preserve"> $10,098.34</w:t>
       </w:r>
     </w:p>
@@ -1784,19 +3616,27 @@
           <w:ilvl w:val="0"/>
           <w:numId w:val="8"/>
         </w:numPr>
-      </w:pPr>
-      <w:r>
-        <w:rPr>
+        <w:rPr>
+          <w:rFonts w:ascii="Inter" w:hAnsi="Inter"/>
+        </w:rPr>
+      </w:pPr>
+      <w:r>
+        <w:rPr>
+          <w:rFonts w:ascii="Inter" w:hAnsi="Inter"/>
           <w:b/>
           <w:bCs/>
         </w:rPr>
         <w:t>Net Institutional Profit / Savings:</w:t>
       </w:r>
       <w:r>
+        <w:rPr>
+          <w:rFonts w:ascii="Inter" w:hAnsi="Inter"/>
+        </w:rPr>
         <w:t xml:space="preserve"> </w:t>
       </w:r>
       <w:r>
         <w:rPr>
+          <w:rFonts w:ascii="Inter" w:hAnsi="Inter"/>
           <w:b/>
           <w:bCs/>
         </w:rPr>
@@ -1809,105 +3649,220 @@
           <w:ilvl w:val="0"/>
           <w:numId w:val="8"/>
         </w:numPr>
-      </w:pPr>
-      <w:r>
-        <w:rPr>
+        <w:rPr>
+          <w:rFonts w:ascii="Inter" w:hAnsi="Inter"/>
+        </w:rPr>
+      </w:pPr>
+      <w:r>
+        <w:rPr>
+          <w:rFonts w:ascii="Inter" w:hAnsi="Inter"/>
           <w:b/>
           <w:bCs/>
         </w:rPr>
         <w:t>ICER Coding Justification:</w:t>
       </w:r>
       <w:r>
+        <w:rPr>
+          <w:rFonts w:ascii="Inter" w:hAnsi="Inter"/>
+        </w:rPr>
         <w:br/>
         <w:t>\(ICER=\</w:t>
       </w:r>
       <w:proofErr w:type="gramStart"/>
       <w:r>
+        <w:rPr>
+          <w:rFonts w:ascii="Inter" w:hAnsi="Inter"/>
+        </w:rPr>
         <w:t>frac{</w:t>
       </w:r>
       <w:proofErr w:type="gramEnd"/>
       <w:r>
+        <w:rPr>
+          <w:rFonts w:ascii="Inter" w:hAnsi="Inter"/>
+        </w:rPr>
         <w:t>\$10,098.34-\$</w:t>
       </w:r>
       <w:proofErr w:type="gramStart"/>
       <w:r>
+        <w:rPr>
+          <w:rFonts w:ascii="Inter" w:hAnsi="Inter"/>
+        </w:rPr>
         <w:t>69,500.00}{</w:t>
       </w:r>
       <w:proofErr w:type="gramEnd"/>
       <w:r>
+        <w:rPr>
+          <w:rFonts w:ascii="Inter" w:hAnsi="Inter"/>
+        </w:rPr>
         <w:t>60-</w:t>
       </w:r>
       <w:proofErr w:type="gramStart"/>
       <w:r>
+        <w:rPr>
+          <w:rFonts w:ascii="Inter" w:hAnsi="Inter"/>
+        </w:rPr>
         <w:t>20}=</w:t>
       </w:r>
       <w:proofErr w:type="gramEnd"/>
       <w:r>
+        <w:rPr>
+          <w:rFonts w:ascii="Inter" w:hAnsi="Inter"/>
+        </w:rPr>
         <w:t>-\$1,485.04\</w:t>
       </w:r>
       <w:proofErr w:type="gramStart"/>
       <w:r>
+        <w:rPr>
+          <w:rFonts w:ascii="Inter" w:hAnsi="Inter"/>
+        </w:rPr>
         <w:t>text{</w:t>
       </w:r>
       <w:proofErr w:type="gramEnd"/>
       <w:r>
+        <w:rPr>
+          <w:rFonts w:ascii="Inter" w:hAnsi="Inter"/>
+        </w:rPr>
         <w:t>\ per\ unit\ of</w:t>
       </w:r>
       <w:proofErr w:type="gramStart"/>
       <w:r>
+        <w:rPr>
+          <w:rFonts w:ascii="Inter" w:hAnsi="Inter"/>
+        </w:rPr>
         <w:t>\ }D</w:t>
       </w:r>
       <w:proofErr w:type="gramEnd"/>
       <w:r>
+        <w:rPr>
+          <w:rFonts w:ascii="Inter" w:hAnsi="Inter"/>
+        </w:rPr>
         <w:t>\</w:t>
       </w:r>
       <w:proofErr w:type="gramStart"/>
       <w:r>
+        <w:rPr>
+          <w:rFonts w:ascii="Inter" w:hAnsi="Inter"/>
+        </w:rPr>
         <w:t>text{</w:t>
       </w:r>
       <w:proofErr w:type="gramEnd"/>
       <w:r>
+        <w:rPr>
+          <w:rFonts w:ascii="Inter" w:hAnsi="Inter"/>
+        </w:rPr>
         <w:t xml:space="preserve">\ </w:t>
       </w:r>
       <w:proofErr w:type="gramStart"/>
       <w:r>
+        <w:rPr>
+          <w:rFonts w:ascii="Inter" w:hAnsi="Inter"/>
+        </w:rPr>
         <w:t>reduced}\</w:t>
       </w:r>
       <w:proofErr w:type="gramEnd"/>
       <w:r>
+        <w:rPr>
+          <w:rFonts w:ascii="Inter" w:hAnsi="Inter"/>
+        </w:rPr>
         <w:t>)</w:t>
       </w:r>
       <w:r>
+        <w:rPr>
+          <w:rFonts w:ascii="Inter" w:hAnsi="Inter"/>
+        </w:rPr>
         <w:br/>
       </w:r>
       <w:r>
         <w:rPr>
+          <w:rFonts w:ascii="Inter" w:hAnsi="Inter"/>
           <w:i/>
           <w:iCs/>
         </w:rPr>
         <w:t>(This combination therapy delivers extreme economic dominance. By investing $10,098.34 in our branded trace-element modules, the hospital completely avoids $69,500.00 in intensive care bed-day costs).</w:t>
       </w:r>
     </w:p>
-    <w:p/>
-    <w:p/>
-    <w:p/>
-    <w:p/>
-    <w:p/>
-    <w:p/>
-    <w:p/>
-    <w:p/>
-    <w:p/>
-    <w:p/>
+    <w:p>
+      <w:pPr>
+        <w:rPr>
+          <w:rFonts w:ascii="Inter" w:hAnsi="Inter"/>
+        </w:rPr>
+      </w:pPr>
+    </w:p>
+    <w:p>
+      <w:pPr>
+        <w:rPr>
+          <w:rFonts w:ascii="Inter" w:hAnsi="Inter"/>
+        </w:rPr>
+      </w:pPr>
+    </w:p>
+    <w:p>
+      <w:pPr>
+        <w:rPr>
+          <w:rFonts w:ascii="Inter" w:hAnsi="Inter"/>
+        </w:rPr>
+      </w:pPr>
+    </w:p>
+    <w:p>
+      <w:pPr>
+        <w:rPr>
+          <w:rFonts w:ascii="Inter" w:hAnsi="Inter"/>
+        </w:rPr>
+      </w:pPr>
+    </w:p>
+    <w:p>
+      <w:pPr>
+        <w:rPr>
+          <w:rFonts w:ascii="Inter" w:hAnsi="Inter"/>
+        </w:rPr>
+      </w:pPr>
+    </w:p>
+    <w:p>
+      <w:pPr>
+        <w:rPr>
+          <w:rFonts w:ascii="Inter" w:hAnsi="Inter"/>
+        </w:rPr>
+      </w:pPr>
+    </w:p>
+    <w:p>
+      <w:pPr>
+        <w:rPr>
+          <w:rFonts w:ascii="Inter" w:hAnsi="Inter"/>
+        </w:rPr>
+      </w:pPr>
+    </w:p>
+    <w:p>
+      <w:pPr>
+        <w:rPr>
+          <w:rFonts w:ascii="Inter" w:hAnsi="Inter"/>
+        </w:rPr>
+      </w:pPr>
+    </w:p>
+    <w:p>
+      <w:pPr>
+        <w:rPr>
+          <w:rFonts w:ascii="Inter" w:hAnsi="Inter"/>
+        </w:rPr>
+      </w:pPr>
+    </w:p>
+    <w:p>
+      <w:pPr>
+        <w:rPr>
+          <w:rFonts w:ascii="Inter" w:hAnsi="Inter"/>
+        </w:rPr>
+      </w:pPr>
+    </w:p>
     <w:p>
       <w:pPr>
         <w:pStyle w:val="Heading1"/>
         <w:rPr>
-          <w:b/>
-          <w:bCs/>
-        </w:rPr>
-      </w:pPr>
-      <w:r>
-        <w:rPr>
+          <w:rFonts w:ascii="Inter" w:hAnsi="Inter"/>
+          <w:b/>
+          <w:bCs/>
+        </w:rPr>
+      </w:pPr>
+      <w:r>
+        <w:rPr>
+          <w:rFonts w:ascii="Inter" w:hAnsi="Inter"/>
           <w:b/>
           <w:bCs/>
         </w:rPr>
@@ -1916,19 +3871,29 @@
       </w:r>
     </w:p>
     <w:p>
-      <w:r>
+      <w:pPr>
+        <w:rPr>
+          <w:rFonts w:ascii="Inter" w:hAnsi="Inter"/>
+        </w:rPr>
+      </w:pPr>
+      <w:r>
+        <w:rPr>
+          <w:rFonts w:ascii="Inter" w:hAnsi="Inter"/>
+        </w:rPr>
         <w:t>To ensure seamless claims processing and maximize reimbursement rates under fee-for-service and value-based care contracts, billing professionals should cross-reference our therapeutic regimen using the following coding matrix:</w:t>
       </w:r>
     </w:p>
     <w:p>
       <w:pPr>
         <w:rPr>
-          <w:b/>
-          <w:bCs/>
-        </w:rPr>
-      </w:pPr>
-      <w:r>
-        <w:rPr>
+          <w:rFonts w:ascii="Inter" w:hAnsi="Inter"/>
+          <w:b/>
+          <w:bCs/>
+        </w:rPr>
+      </w:pPr>
+      <w:r>
+        <w:rPr>
+          <w:rFonts w:ascii="Inter" w:hAnsi="Inter"/>
           <w:b/>
           <w:bCs/>
         </w:rPr>
@@ -1941,20 +3906,28 @@
           <w:ilvl w:val="0"/>
           <w:numId w:val="9"/>
         </w:numPr>
-      </w:pPr>
-      <w:r>
-        <w:rPr>
+        <w:rPr>
+          <w:rFonts w:ascii="Inter" w:hAnsi="Inter"/>
+        </w:rPr>
+      </w:pPr>
+      <w:r>
+        <w:rPr>
+          <w:rFonts w:ascii="Inter" w:hAnsi="Inter"/>
           <w:b/>
           <w:bCs/>
         </w:rPr>
         <w:t>I11.9:</w:t>
       </w:r>
       <w:r>
+        <w:rPr>
+          <w:rFonts w:ascii="Inter" w:hAnsi="Inter"/>
+        </w:rPr>
         <w:t xml:space="preserve"> Hypertensive heart disease without heart failure (Justifies initialization of </w:t>
       </w:r>
       <w:proofErr w:type="spellStart"/>
       <w:r>
         <w:rPr>
+          <w:rFonts w:ascii="Inter" w:hAnsi="Inter"/>
           <w:b/>
           <w:bCs/>
         </w:rPr>
@@ -1963,12 +3936,16 @@
       <w:proofErr w:type="spellEnd"/>
       <w:r>
         <w:rPr>
+          <w:rFonts w:ascii="Inter" w:hAnsi="Inter"/>
           <w:b/>
           <w:bCs/>
         </w:rPr>
         <w:t>®</w:t>
       </w:r>
       <w:r>
+        <w:rPr>
+          <w:rFonts w:ascii="Inter" w:hAnsi="Inter"/>
+        </w:rPr>
         <w:t xml:space="preserve"> to lower baseline vascular resistance).</w:t>
       </w:r>
     </w:p>
@@ -1978,25 +3955,36 @@
           <w:ilvl w:val="0"/>
           <w:numId w:val="9"/>
         </w:numPr>
-      </w:pPr>
-      <w:r>
-        <w:rPr>
+        <w:rPr>
+          <w:rFonts w:ascii="Inter" w:hAnsi="Inter"/>
+        </w:rPr>
+      </w:pPr>
+      <w:r>
+        <w:rPr>
+          <w:rFonts w:ascii="Inter" w:hAnsi="Inter"/>
           <w:b/>
           <w:bCs/>
         </w:rPr>
         <w:t>E83.52:</w:t>
       </w:r>
       <w:r>
+        <w:rPr>
+          <w:rFonts w:ascii="Inter" w:hAnsi="Inter"/>
+        </w:rPr>
         <w:t xml:space="preserve"> Hypomagnesemia (Directly justifies the billing of </w:t>
       </w:r>
       <w:r>
         <w:rPr>
+          <w:rFonts w:ascii="Inter" w:hAnsi="Inter"/>
           <w:b/>
           <w:bCs/>
         </w:rPr>
         <w:t>MG-Neshem®</w:t>
       </w:r>
       <w:r>
+        <w:rPr>
+          <w:rFonts w:ascii="Inter" w:hAnsi="Inter"/>
+        </w:rPr>
         <w:t>).</w:t>
       </w:r>
     </w:p>
@@ -2006,28 +3994,42 @@
           <w:ilvl w:val="0"/>
           <w:numId w:val="9"/>
         </w:numPr>
-      </w:pPr>
-      <w:r>
-        <w:rPr>
+        <w:rPr>
+          <w:rFonts w:ascii="Inter" w:hAnsi="Inter"/>
+        </w:rPr>
+      </w:pPr>
+      <w:r>
+        <w:rPr>
+          <w:rFonts w:ascii="Inter" w:hAnsi="Inter"/>
           <w:b/>
           <w:bCs/>
         </w:rPr>
         <w:t>E83.2:</w:t>
       </w:r>
       <w:r>
+        <w:rPr>
+          <w:rFonts w:ascii="Inter" w:hAnsi="Inter"/>
+        </w:rPr>
         <w:t xml:space="preserve"> Disorders of zinc metabolism (Directly </w:t>
       </w:r>
       <w:proofErr w:type="gramStart"/>
       <w:r>
+        <w:rPr>
+          <w:rFonts w:ascii="Inter" w:hAnsi="Inter"/>
+        </w:rPr>
         <w:t>justifies</w:t>
       </w:r>
       <w:proofErr w:type="gramEnd"/>
       <w:r>
+        <w:rPr>
+          <w:rFonts w:ascii="Inter" w:hAnsi="Inter"/>
+        </w:rPr>
         <w:t xml:space="preserve"> the billing of </w:t>
       </w:r>
       <w:proofErr w:type="spellStart"/>
       <w:r>
         <w:rPr>
+          <w:rFonts w:ascii="Inter" w:hAnsi="Inter"/>
           <w:b/>
           <w:bCs/>
         </w:rPr>
@@ -2036,12 +4038,16 @@
       <w:proofErr w:type="spellEnd"/>
       <w:r>
         <w:rPr>
+          <w:rFonts w:ascii="Inter" w:hAnsi="Inter"/>
           <w:b/>
           <w:bCs/>
         </w:rPr>
         <w:t>®</w:t>
       </w:r>
       <w:r>
+        <w:rPr>
+          <w:rFonts w:ascii="Inter" w:hAnsi="Inter"/>
+        </w:rPr>
         <w:t>).</w:t>
       </w:r>
     </w:p>
@@ -2051,20 +4057,28 @@
           <w:ilvl w:val="0"/>
           <w:numId w:val="9"/>
         </w:numPr>
-      </w:pPr>
-      <w:r>
-        <w:rPr>
+        <w:rPr>
+          <w:rFonts w:ascii="Inter" w:hAnsi="Inter"/>
+        </w:rPr>
+      </w:pPr>
+      <w:r>
+        <w:rPr>
+          <w:rFonts w:ascii="Inter" w:hAnsi="Inter"/>
           <w:b/>
           <w:bCs/>
         </w:rPr>
         <w:t>I70.209:</w:t>
       </w:r>
       <w:r>
+        <w:rPr>
+          <w:rFonts w:ascii="Inter" w:hAnsi="Inter"/>
+        </w:rPr>
         <w:t xml:space="preserve"> Atherosclerosis of native arteries of extremities (Supports the usage of our complete portfolio to optimize the </w:t>
       </w:r>
       <w:proofErr w:type="spellStart"/>
       <w:r>
         <w:rPr>
+          <w:rFonts w:ascii="Inter" w:hAnsi="Inter"/>
           <w:b/>
           <w:bCs/>
         </w:rPr>
@@ -2073,24 +4087,30 @@
       <w:proofErr w:type="spellEnd"/>
       <w:r>
         <w:rPr>
+          <w:rFonts w:ascii="Inter" w:hAnsi="Inter"/>
           <w:b/>
           <w:bCs/>
         </w:rPr>
         <w:t>–Lindqvist effect</w:t>
       </w:r>
       <w:r>
+        <w:rPr>
+          <w:rFonts w:ascii="Inter" w:hAnsi="Inter"/>
+        </w:rPr>
         <w:t xml:space="preserve"> in narrowed pathways).</w:t>
       </w:r>
     </w:p>
     <w:p>
       <w:pPr>
         <w:rPr>
-          <w:b/>
-          <w:bCs/>
-        </w:rPr>
-      </w:pPr>
-      <w:r>
-        <w:rPr>
+          <w:rFonts w:ascii="Inter" w:hAnsi="Inter"/>
+          <w:b/>
+          <w:bCs/>
+        </w:rPr>
+      </w:pPr>
+      <w:r>
+        <w:rPr>
+          <w:rFonts w:ascii="Inter" w:hAnsi="Inter"/>
           <w:b/>
           <w:bCs/>
         </w:rPr>
@@ -2098,12 +4118,21 @@
       </w:r>
     </w:p>
     <w:p>
-      <w:r>
+      <w:pPr>
+        <w:rPr>
+          <w:rFonts w:ascii="Inter" w:hAnsi="Inter"/>
+        </w:rPr>
+      </w:pPr>
+      <w:r>
+        <w:rPr>
+          <w:rFonts w:ascii="Inter" w:hAnsi="Inter"/>
+        </w:rPr>
         <w:t xml:space="preserve">When formatting claims for electronic data interchange (EDI) via the X12 837 professional or institutional formats, ensure that the unique National Drug Codes (NDC) for </w:t>
       </w:r>
       <w:proofErr w:type="spellStart"/>
       <w:r>
         <w:rPr>
+          <w:rFonts w:ascii="Inter" w:hAnsi="Inter"/>
           <w:b/>
           <w:bCs/>
         </w:rPr>
@@ -2112,17 +4141,22 @@
       <w:proofErr w:type="spellEnd"/>
       <w:r>
         <w:rPr>
+          <w:rFonts w:ascii="Inter" w:hAnsi="Inter"/>
           <w:b/>
           <w:bCs/>
         </w:rPr>
         <w:t>®</w:t>
       </w:r>
       <w:r>
+        <w:rPr>
+          <w:rFonts w:ascii="Inter" w:hAnsi="Inter"/>
+        </w:rPr>
         <w:t xml:space="preserve">, </w:t>
       </w:r>
       <w:proofErr w:type="spellStart"/>
       <w:r>
         <w:rPr>
+          <w:rFonts w:ascii="Inter" w:hAnsi="Inter"/>
           <w:b/>
           <w:bCs/>
         </w:rPr>
@@ -2131,47 +4165,115 @@
       <w:proofErr w:type="spellEnd"/>
       <w:r>
         <w:rPr>
+          <w:rFonts w:ascii="Inter" w:hAnsi="Inter"/>
           <w:b/>
           <w:bCs/>
         </w:rPr>
         <w:t>®</w:t>
       </w:r>
       <w:r>
+        <w:rPr>
+          <w:rFonts w:ascii="Inter" w:hAnsi="Inter"/>
+        </w:rPr>
         <w:t xml:space="preserve">, and </w:t>
       </w:r>
       <w:r>
         <w:rPr>
+          <w:rFonts w:ascii="Inter" w:hAnsi="Inter"/>
           <w:b/>
           <w:bCs/>
         </w:rPr>
         <w:t>MG-Neshem®</w:t>
       </w:r>
       <w:r>
+        <w:rPr>
+          <w:rFonts w:ascii="Inter" w:hAnsi="Inter"/>
+        </w:rPr>
         <w:t xml:space="preserve"> are attached to the corresponding loop segments to ensure rapid, unadjusted adjudication.</w:t>
       </w:r>
     </w:p>
-    <w:p/>
-    <w:p/>
-    <w:p/>
-    <w:p/>
-    <w:p/>
-    <w:p/>
-    <w:p/>
-    <w:p/>
-    <w:p/>
-    <w:p/>
-    <w:p/>
-    <w:p/>
+    <w:p>
+      <w:pPr>
+        <w:rPr>
+          <w:rFonts w:ascii="Inter" w:hAnsi="Inter"/>
+        </w:rPr>
+      </w:pPr>
+    </w:p>
+    <w:p>
+      <w:pPr>
+        <w:rPr>
+          <w:rFonts w:ascii="Inter" w:hAnsi="Inter"/>
+        </w:rPr>
+      </w:pPr>
+    </w:p>
+    <w:p>
+      <w:pPr>
+        <w:rPr>
+          <w:rFonts w:ascii="Inter" w:hAnsi="Inter"/>
+        </w:rPr>
+      </w:pPr>
+    </w:p>
+    <w:p>
+      <w:pPr>
+        <w:rPr>
+          <w:rFonts w:ascii="Inter" w:hAnsi="Inter"/>
+        </w:rPr>
+      </w:pPr>
+    </w:p>
+    <w:p>
+      <w:pPr>
+        <w:rPr>
+          <w:rFonts w:ascii="Inter" w:hAnsi="Inter"/>
+        </w:rPr>
+      </w:pPr>
+    </w:p>
+    <w:p>
+      <w:pPr>
+        <w:rPr>
+          <w:rFonts w:ascii="Inter" w:hAnsi="Inter"/>
+        </w:rPr>
+      </w:pPr>
+    </w:p>
+    <w:p>
+      <w:pPr>
+        <w:rPr>
+          <w:rFonts w:ascii="Inter" w:hAnsi="Inter"/>
+        </w:rPr>
+      </w:pPr>
+    </w:p>
+    <w:p>
+      <w:pPr>
+        <w:rPr>
+          <w:rFonts w:ascii="Inter" w:hAnsi="Inter"/>
+        </w:rPr>
+      </w:pPr>
+    </w:p>
+    <w:p>
+      <w:pPr>
+        <w:rPr>
+          <w:rFonts w:ascii="Inter" w:hAnsi="Inter"/>
+        </w:rPr>
+      </w:pPr>
+    </w:p>
+    <w:p>
+      <w:pPr>
+        <w:rPr>
+          <w:rFonts w:ascii="Inter" w:hAnsi="Inter"/>
+        </w:rPr>
+      </w:pPr>
+    </w:p>
     <w:p>
       <w:pPr>
         <w:pStyle w:val="Heading1"/>
         <w:rPr>
-          <w:b/>
-          <w:bCs/>
-        </w:rPr>
-      </w:pPr>
-      <w:r>
-        <w:rPr>
+          <w:rFonts w:ascii="Inter" w:hAnsi="Inter"/>
+          <w:b/>
+          <w:bCs/>
+        </w:rPr>
+      </w:pPr>
+      <w:r>
+        <w:rPr>
+          <w:rFonts w:ascii="Inter" w:hAnsi="Inter"/>
           <w:b/>
           <w:bCs/>
         </w:rPr>
@@ -2180,7 +4282,15 @@
       </w:r>
     </w:p>
     <w:p>
-      <w:r>
+      <w:pPr>
+        <w:rPr>
+          <w:rFonts w:ascii="Inter" w:hAnsi="Inter"/>
+        </w:rPr>
+      </w:pPr>
+      <w:r>
+        <w:rPr>
+          <w:rFonts w:ascii="Inter" w:hAnsi="Inter"/>
+        </w:rPr>
         <w:t>The billing models, fluid dynamics calculations, and economic trials integrated into this report are fully substantiated by peer-reviewed literature and official health networks:</w:t>
       </w:r>
     </w:p>
@@ -2190,21 +4300,29 @@
           <w:ilvl w:val="0"/>
           <w:numId w:val="10"/>
         </w:numPr>
-      </w:pPr>
-      <w:r>
-        <w:rPr>
+        <w:rPr>
+          <w:rFonts w:ascii="Inter" w:hAnsi="Inter"/>
+        </w:rPr>
+      </w:pPr>
+      <w:r>
+        <w:rPr>
+          <w:rFonts w:ascii="Inter" w:hAnsi="Inter"/>
           <w:b/>
           <w:bCs/>
         </w:rPr>
         <w:t>Pharmacoeconomic Standards:</w:t>
       </w:r>
       <w:r>
+        <w:rPr>
+          <w:rFonts w:ascii="Inter" w:hAnsi="Inter"/>
+        </w:rPr>
         <w:t xml:space="preserve"> Guidelines for calculating the net-negative ICER structures and cost-minimization profiles match the Agency for Healthcare Research and Quality (AHRQ) data sets. </w:t>
       </w:r>
       <w:hyperlink r:id="rId8" w:tgtFrame="_blank" w:history="1">
         <w:r>
           <w:rPr>
             <w:rStyle w:val="Hyperlink"/>
+            <w:rFonts w:ascii="Inter" w:hAnsi="Inter"/>
           </w:rPr>
           <w:t>ahrq.gov</w:t>
         </w:r>
@@ -2216,21 +4334,29 @@
           <w:ilvl w:val="0"/>
           <w:numId w:val="10"/>
         </w:numPr>
-      </w:pPr>
-      <w:r>
-        <w:rPr>
+        <w:rPr>
+          <w:rFonts w:ascii="Inter" w:hAnsi="Inter"/>
+        </w:rPr>
+      </w:pPr>
+      <w:r>
+        <w:rPr>
+          <w:rFonts w:ascii="Inter" w:hAnsi="Inter"/>
           <w:b/>
           <w:bCs/>
         </w:rPr>
         <w:t>Biomarker and Drug Safety Tracking:</w:t>
       </w:r>
       <w:r>
+        <w:rPr>
+          <w:rFonts w:ascii="Inter" w:hAnsi="Inter"/>
+        </w:rPr>
         <w:t xml:space="preserve"> National Library of Medicine clinical trials validating nicotinic acid dosing strategies and bivalent cation membrane stabilization protocols. </w:t>
       </w:r>
       <w:hyperlink r:id="rId9" w:tgtFrame="_blank" w:history="1">
         <w:r>
           <w:rPr>
             <w:rStyle w:val="Hyperlink"/>
+            <w:rFonts w:ascii="Inter" w:hAnsi="Inter"/>
           </w:rPr>
           <w:t>nih.gov</w:t>
         </w:r>
@@ -2242,47 +4368,123 @@
           <w:ilvl w:val="0"/>
           <w:numId w:val="10"/>
         </w:numPr>
-      </w:pPr>
-      <w:r>
-        <w:rPr>
+        <w:rPr>
+          <w:rFonts w:ascii="Inter" w:hAnsi="Inter"/>
+        </w:rPr>
+      </w:pPr>
+      <w:r>
+        <w:rPr>
+          <w:rFonts w:ascii="Inter" w:hAnsi="Inter"/>
           <w:b/>
           <w:bCs/>
         </w:rPr>
         <w:t>Cardiovascular Claims Baseline:</w:t>
       </w:r>
       <w:r>
+        <w:rPr>
+          <w:rFonts w:ascii="Inter" w:hAnsi="Inter"/>
+        </w:rPr>
         <w:t xml:space="preserve"> Actuarial heart failure management costs and clinical outcome metrics aligned with the PARAGON trial datasets within the American Heart Association network. </w:t>
       </w:r>
       <w:hyperlink r:id="rId10" w:tgtFrame="_blank" w:history="1">
         <w:r>
           <w:rPr>
             <w:rStyle w:val="Hyperlink"/>
+            <w:rFonts w:ascii="Inter" w:hAnsi="Inter"/>
           </w:rPr>
           <w:t>ahajournals.org</w:t>
         </w:r>
       </w:hyperlink>
     </w:p>
-    <w:p/>
-    <w:p/>
-    <w:p/>
-    <w:p/>
-    <w:p/>
-    <w:p/>
-    <w:p/>
-    <w:p/>
-    <w:p/>
-    <w:p/>
-    <w:p/>
+    <w:p>
+      <w:pPr>
+        <w:rPr>
+          <w:rFonts w:ascii="Inter" w:hAnsi="Inter"/>
+        </w:rPr>
+      </w:pPr>
+    </w:p>
+    <w:p>
+      <w:pPr>
+        <w:rPr>
+          <w:rFonts w:ascii="Inter" w:hAnsi="Inter"/>
+        </w:rPr>
+      </w:pPr>
+    </w:p>
+    <w:p>
+      <w:pPr>
+        <w:rPr>
+          <w:rFonts w:ascii="Inter" w:hAnsi="Inter"/>
+        </w:rPr>
+      </w:pPr>
+    </w:p>
+    <w:p>
+      <w:pPr>
+        <w:rPr>
+          <w:rFonts w:ascii="Inter" w:hAnsi="Inter"/>
+        </w:rPr>
+      </w:pPr>
+    </w:p>
+    <w:p>
+      <w:pPr>
+        <w:rPr>
+          <w:rFonts w:ascii="Inter" w:hAnsi="Inter"/>
+        </w:rPr>
+      </w:pPr>
+    </w:p>
+    <w:p>
+      <w:pPr>
+        <w:rPr>
+          <w:rFonts w:ascii="Inter" w:hAnsi="Inter"/>
+        </w:rPr>
+      </w:pPr>
+    </w:p>
+    <w:p>
+      <w:pPr>
+        <w:rPr>
+          <w:rFonts w:ascii="Inter" w:hAnsi="Inter"/>
+        </w:rPr>
+      </w:pPr>
+    </w:p>
+    <w:p>
+      <w:pPr>
+        <w:rPr>
+          <w:rFonts w:ascii="Inter" w:hAnsi="Inter"/>
+        </w:rPr>
+      </w:pPr>
+    </w:p>
+    <w:p>
+      <w:pPr>
+        <w:rPr>
+          <w:rFonts w:ascii="Inter" w:hAnsi="Inter"/>
+        </w:rPr>
+      </w:pPr>
+    </w:p>
+    <w:p>
+      <w:pPr>
+        <w:rPr>
+          <w:rFonts w:ascii="Inter" w:hAnsi="Inter"/>
+        </w:rPr>
+      </w:pPr>
+    </w:p>
+    <w:p>
+      <w:pPr>
+        <w:rPr>
+          <w:rFonts w:ascii="Inter" w:hAnsi="Inter"/>
+        </w:rPr>
+      </w:pPr>
+    </w:p>
     <w:p>
       <w:pPr>
         <w:jc w:val="right"/>
         <w:rPr>
-          <w:b/>
-          <w:bCs/>
-        </w:rPr>
-      </w:pPr>
-      <w:r>
-        <w:rPr>
+          <w:rFonts w:ascii="Inter" w:hAnsi="Inter"/>
+          <w:b/>
+          <w:bCs/>
+        </w:rPr>
+      </w:pPr>
+      <w:r>
+        <w:rPr>
+          <w:rFonts w:ascii="Inter" w:hAnsi="Inter"/>
           <w:b/>
           <w:bCs/>
         </w:rPr>
@@ -2290,6 +4492,7 @@
       </w:r>
       <w:r>
         <w:rPr>
+          <w:rFonts w:ascii="Inter" w:hAnsi="Inter"/>
           <w:noProof/>
         </w:rPr>
         <w:drawing>
@@ -2356,21 +4559,31 @@
     <w:p>
       <w:pPr>
         <w:jc w:val="right"/>
+        <w:rPr>
+          <w:rFonts w:ascii="Inter" w:hAnsi="Inter"/>
+        </w:rPr>
       </w:pPr>
     </w:p>
     <w:p>
       <w:pPr>
         <w:jc w:val="right"/>
+        <w:rPr>
+          <w:rFonts w:ascii="Inter" w:hAnsi="Inter"/>
+        </w:rPr>
       </w:pPr>
     </w:p>
     <w:p>
       <w:pPr>
         <w:jc w:val="right"/>
+        <w:rPr>
+          <w:rFonts w:ascii="Inter" w:hAnsi="Inter"/>
+        </w:rPr>
       </w:pPr>
       <w:hyperlink r:id="rId12" w:history="1">
         <w:r>
           <w:rPr>
             <w:rStyle w:val="Hyperlink"/>
+            <w:rFonts w:ascii="Inter" w:hAnsi="Inter"/>
           </w:rPr>
           <w:t>https://virustreatmentcenters.com</w:t>
         </w:r>
@@ -2422,11 +4635,15 @@
     <w:pPr>
       <w:pStyle w:val="Footer"/>
       <w:jc w:val="center"/>
+      <w:rPr>
+        <w:rFonts w:ascii="Inter" w:hAnsi="Inter"/>
+      </w:rPr>
     </w:pPr>
     <w:hyperlink r:id="rId1" w:history="1">
       <w:r>
         <w:rPr>
           <w:rStyle w:val="Hyperlink"/>
+          <w:rFonts w:ascii="Inter" w:hAnsi="Inter"/>
         </w:rPr>
         <w:t>https://www.foxrothschild.com/intellectual-property</w:t>
       </w:r>
@@ -2441,11 +4658,15 @@
     <w:pPr>
       <w:pStyle w:val="Footer"/>
       <w:jc w:val="center"/>
+      <w:rPr>
+        <w:rFonts w:ascii="Inter" w:hAnsi="Inter"/>
+      </w:rPr>
     </w:pPr>
     <w:hyperlink r:id="rId1" w:history="1">
       <w:r>
         <w:rPr>
           <w:rStyle w:val="Hyperlink"/>
+          <w:rFonts w:ascii="Inter" w:hAnsi="Inter"/>
         </w:rPr>
         <w:t>https://www.foxrothschild.com/medical-technology/mergers-and-acquisitions</w:t>
       </w:r>
@@ -2460,11 +4681,15 @@
     <w:pPr>
       <w:pStyle w:val="Footer"/>
       <w:jc w:val="center"/>
+      <w:rPr>
+        <w:rFonts w:ascii="Inter" w:hAnsi="Inter"/>
+      </w:rPr>
     </w:pPr>
     <w:hyperlink r:id="rId1" w:history="1">
       <w:r>
         <w:rPr>
           <w:rStyle w:val="Hyperlink"/>
+          <w:rFonts w:ascii="Inter" w:hAnsi="Inter"/>
         </w:rPr>
         <w:t>https://virustreatmentcenters.com/</w:t>
       </w:r>
@@ -2504,8 +4729,14 @@
     <w:pPr>
       <w:pStyle w:val="Header"/>
       <w:jc w:val="right"/>
+      <w:rPr>
+        <w:rFonts w:ascii="Inter" w:hAnsi="Inter"/>
+      </w:rPr>
     </w:pPr>
     <w:r>
+      <w:rPr>
+        <w:rFonts w:ascii="Inter" w:hAnsi="Inter"/>
+      </w:rPr>
       <w:t>ECNM HOFSTAD</w:t>
     </w:r>
   </w:p>
@@ -4640,6 +6871,7 @@
   <w:style w:type="character" w:default="1" w:styleId="DefaultParagraphFont">
     <w:name w:val="Default Paragraph Font"/>
     <w:uiPriority w:val="1"/>
+    <w:semiHidden/>
     <w:unhideWhenUsed/>
   </w:style>
   <w:style w:type="table" w:default="1" w:styleId="TableNormal">
